--- a/public/preview/template-user.docx
+++ b/public/preview/template-user.docx
@@ -116,6 +116,7 @@
       <w:tr>
         <w:trPr>
           <w:cnfStyle w:val="000000100000" w:firstRow="0" w:lastRow="0" w:firstColumn="0" w:lastColumn="0" w:oddVBand="0" w:evenVBand="0" w:oddHBand="1" w:evenHBand="0" w:firstRowFirstColumn="0" w:firstRowLastColumn="0" w:lastRowFirstColumn="0" w:lastRowLastColumn="0"/>
+          <w:trHeight w:val="198"/>
         </w:trPr>
         <w:tc>
           <w:tcPr>
@@ -198,7 +199,7 @@
           </w:tcPr>
           <w:p>
             <w:pPr>
-              <w:spacing w:line="312" w:lineRule="auto"/>
+              <w:spacing w:line="276" w:lineRule="auto"/>
               <w:cnfStyle w:val="000000100000" w:firstRow="0" w:lastRow="0" w:firstColumn="0" w:lastColumn="0" w:oddVBand="0" w:evenVBand="0" w:oddHBand="1" w:evenHBand="0" w:firstRowFirstColumn="0" w:firstRowLastColumn="0" w:lastRowFirstColumn="0" w:lastRowLastColumn="0"/>
               <w:rPr>
                 <w:rFonts w:cstheme="minorHAnsi"/>
@@ -237,7 +238,7 @@
           </w:tcPr>
           <w:p>
             <w:pPr>
-              <w:spacing w:line="312" w:lineRule="auto"/>
+              <w:spacing w:line="276" w:lineRule="auto"/>
               <w:cnfStyle w:val="000000100000" w:firstRow="0" w:lastRow="0" w:firstColumn="0" w:lastColumn="0" w:oddVBand="0" w:evenVBand="0" w:oddHBand="1" w:evenHBand="0" w:firstRowFirstColumn="0" w:firstRowLastColumn="0" w:lastRowFirstColumn="0" w:lastRowLastColumn="0"/>
               <w:rPr>
                 <w:rFonts w:cstheme="minorHAnsi"/>
@@ -253,6 +254,9 @@
         </w:tc>
       </w:tr>
       <w:tr>
+        <w:trPr>
+          <w:trHeight w:val="180"/>
+        </w:trPr>
         <w:tc>
           <w:tcPr>
             <w:cnfStyle w:val="001000000000" w:firstRow="0" w:lastRow="0" w:firstColumn="1" w:lastColumn="0" w:oddVBand="0" w:evenVBand="0" w:oddHBand="0" w:evenHBand="0" w:firstRowFirstColumn="0" w:firstRowLastColumn="0" w:lastRowFirstColumn="0" w:lastRowLastColumn="0"/>
@@ -336,7 +340,7 @@
           </w:tcPr>
           <w:p>
             <w:pPr>
-              <w:spacing w:line="312" w:lineRule="auto"/>
+              <w:spacing w:line="276" w:lineRule="auto"/>
               <w:cnfStyle w:val="000000000000" w:firstRow="0" w:lastRow="0" w:firstColumn="0" w:lastColumn="0" w:oddVBand="0" w:evenVBand="0" w:oddHBand="0" w:evenHBand="0" w:firstRowFirstColumn="0" w:firstRowLastColumn="0" w:lastRowFirstColumn="0" w:lastRowLastColumn="0"/>
               <w:rPr>
                 <w:rFonts w:cstheme="minorHAnsi"/>
@@ -375,7 +379,7 @@
           </w:tcPr>
           <w:p>
             <w:pPr>
-              <w:spacing w:line="312" w:lineRule="auto"/>
+              <w:spacing w:line="276" w:lineRule="auto"/>
               <w:cnfStyle w:val="000000000000" w:firstRow="0" w:lastRow="0" w:firstColumn="0" w:lastColumn="0" w:oddVBand="0" w:evenVBand="0" w:oddHBand="0" w:evenHBand="0" w:firstRowFirstColumn="0" w:firstRowLastColumn="0" w:lastRowFirstColumn="0" w:lastRowLastColumn="0"/>
               <w:rPr>
                 <w:rFonts w:cstheme="minorHAnsi"/>
@@ -393,7 +397,7 @@
       <w:tr>
         <w:trPr>
           <w:cnfStyle w:val="000000100000" w:firstRow="0" w:lastRow="0" w:firstColumn="0" w:lastColumn="0" w:oddVBand="0" w:evenVBand="0" w:oddHBand="1" w:evenHBand="0" w:firstRowFirstColumn="0" w:firstRowLastColumn="0" w:lastRowFirstColumn="0" w:lastRowLastColumn="0"/>
-          <w:trHeight w:val="368"/>
+          <w:trHeight w:val="180"/>
         </w:trPr>
         <w:tc>
           <w:tcPr>
@@ -480,6 +484,7 @@
           </w:tcPr>
           <w:p>
             <w:pPr>
+              <w:spacing w:line="276" w:lineRule="auto"/>
               <w:cnfStyle w:val="000000100000" w:firstRow="0" w:lastRow="0" w:firstColumn="0" w:lastColumn="0" w:oddVBand="0" w:evenVBand="0" w:oddHBand="1" w:evenHBand="0" w:firstRowFirstColumn="0" w:firstRowLastColumn="0" w:lastRowFirstColumn="0" w:lastRowLastColumn="0"/>
               <w:rPr>
                 <w:rFonts w:cstheme="minorHAnsi"/>
@@ -502,6 +507,224 @@
           </w:tcPr>
           <w:p>
             <w:pPr>
+              <w:spacing w:line="276" w:lineRule="auto"/>
+              <w:cnfStyle w:val="000000100000" w:firstRow="0" w:lastRow="0" w:firstColumn="0" w:lastColumn="0" w:oddVBand="0" w:evenVBand="0" w:oddHBand="1" w:evenHBand="0" w:firstRowFirstColumn="0" w:firstRowLastColumn="0" w:lastRowFirstColumn="0" w:lastRowLastColumn="0"/>
+              <w:rPr>
+                <w:rFonts w:cstheme="minorHAnsi"/>
+                <w:b/>
+                <w:bCs/>
+              </w:rPr>
+            </w:pPr>
+          </w:p>
+        </w:tc>
+      </w:tr>
+      <w:tr>
+        <w:trPr>
+          <w:trHeight w:val="243"/>
+        </w:trPr>
+        <w:tc>
+          <w:tcPr>
+            <w:cnfStyle w:val="001000000000" w:firstRow="0" w:lastRow="0" w:firstColumn="1" w:lastColumn="0" w:oddVBand="0" w:evenVBand="0" w:oddHBand="0" w:evenHBand="0" w:firstRowFirstColumn="0" w:firstRowLastColumn="0" w:lastRowFirstColumn="0" w:lastRowLastColumn="0"/>
+            <w:tcW w:w="1530" w:type="dxa"/>
+            <w:tcBorders>
+              <w:top w:val="nil"/>
+              <w:left w:val="nil"/>
+              <w:bottom w:val="nil"/>
+              <w:right w:val="nil"/>
+            </w:tcBorders>
+            <w:shd w:val="clear" w:color="auto" w:fill="FFFFFF" w:themeFill="background1"/>
+          </w:tcPr>
+          <w:p>
+            <w:pPr>
+              <w:spacing w:before="20" w:after="20"/>
+              <w:rPr>
+                <w:rFonts w:cstheme="minorHAnsi"/>
+              </w:rPr>
+            </w:pPr>
+            <w:r>
+              <w:rPr>
+                <w:rFonts w:cstheme="minorHAnsi"/>
+                <w:b w:val="0"/>
+                <w:bCs w:val="0"/>
+              </w:rPr>
+              <w:t>Email</w:t>
+            </w:r>
+            <w:r>
+              <w:rPr>
+                <w:rFonts w:cstheme="minorHAnsi"/>
+                <w:b w:val="0"/>
+                <w:bCs w:val="0"/>
+              </w:rPr>
+              <w:t>:</w:t>
+            </w:r>
+          </w:p>
+        </w:tc>
+        <w:tc>
+          <w:tcPr>
+            <w:tcW w:w="3960" w:type="dxa"/>
+            <w:tcBorders>
+              <w:top w:val="nil"/>
+              <w:left w:val="nil"/>
+              <w:bottom w:val="nil"/>
+              <w:right w:val="nil"/>
+            </w:tcBorders>
+            <w:shd w:val="clear" w:color="auto" w:fill="FFFFFF" w:themeFill="background1"/>
+          </w:tcPr>
+          <w:p>
+            <w:pPr>
+              <w:spacing w:before="20" w:after="20"/>
+              <w:cnfStyle w:val="000000000000" w:firstRow="0" w:lastRow="0" w:firstColumn="0" w:lastColumn="0" w:oddVBand="0" w:evenVBand="0" w:oddHBand="0" w:evenHBand="0" w:firstRowFirstColumn="0" w:firstRowLastColumn="0" w:lastRowFirstColumn="0" w:lastRowLastColumn="0"/>
+              <w:rPr>
+                <w:rFonts w:cstheme="minorHAnsi"/>
+                <w:b/>
+                <w:bCs/>
+              </w:rPr>
+            </w:pPr>
+          </w:p>
+        </w:tc>
+        <w:tc>
+          <w:tcPr>
+            <w:tcW w:w="1710" w:type="dxa"/>
+            <w:tcBorders>
+              <w:top w:val="nil"/>
+              <w:left w:val="nil"/>
+              <w:bottom w:val="nil"/>
+              <w:right w:val="nil"/>
+            </w:tcBorders>
+            <w:shd w:val="clear" w:color="auto" w:fill="FFFFFF" w:themeFill="background1"/>
+          </w:tcPr>
+          <w:p>
+            <w:pPr>
+              <w:spacing w:line="276" w:lineRule="auto"/>
+              <w:cnfStyle w:val="000000000000" w:firstRow="0" w:lastRow="0" w:firstColumn="0" w:lastColumn="0" w:oddVBand="0" w:evenVBand="0" w:oddHBand="0" w:evenHBand="0" w:firstRowFirstColumn="0" w:firstRowLastColumn="0" w:lastRowFirstColumn="0" w:lastRowLastColumn="0"/>
+              <w:rPr>
+                <w:rFonts w:cstheme="minorHAnsi"/>
+                <w:b/>
+                <w:bCs/>
+              </w:rPr>
+            </w:pPr>
+          </w:p>
+        </w:tc>
+        <w:tc>
+          <w:tcPr>
+            <w:tcW w:w="3505" w:type="dxa"/>
+            <w:tcBorders>
+              <w:top w:val="nil"/>
+              <w:left w:val="nil"/>
+              <w:bottom w:val="nil"/>
+              <w:right w:val="nil"/>
+            </w:tcBorders>
+            <w:shd w:val="clear" w:color="auto" w:fill="FFFFFF" w:themeFill="background1"/>
+          </w:tcPr>
+          <w:p>
+            <w:pPr>
+              <w:spacing w:line="276" w:lineRule="auto"/>
+              <w:cnfStyle w:val="000000000000" w:firstRow="0" w:lastRow="0" w:firstColumn="0" w:lastColumn="0" w:oddVBand="0" w:evenVBand="0" w:oddHBand="0" w:evenHBand="0" w:firstRowFirstColumn="0" w:firstRowLastColumn="0" w:lastRowFirstColumn="0" w:lastRowLastColumn="0"/>
+              <w:rPr>
+                <w:rFonts w:cstheme="minorHAnsi"/>
+                <w:b/>
+                <w:bCs/>
+              </w:rPr>
+            </w:pPr>
+          </w:p>
+        </w:tc>
+      </w:tr>
+      <w:tr>
+        <w:trPr>
+          <w:cnfStyle w:val="000000100000" w:firstRow="0" w:lastRow="0" w:firstColumn="0" w:lastColumn="0" w:oddVBand="0" w:evenVBand="0" w:oddHBand="1" w:evenHBand="0" w:firstRowFirstColumn="0" w:firstRowLastColumn="0" w:lastRowFirstColumn="0" w:lastRowLastColumn="0"/>
+          <w:trHeight w:val="70"/>
+        </w:trPr>
+        <w:tc>
+          <w:tcPr>
+            <w:cnfStyle w:val="001000000000" w:firstRow="0" w:lastRow="0" w:firstColumn="1" w:lastColumn="0" w:oddVBand="0" w:evenVBand="0" w:oddHBand="0" w:evenHBand="0" w:firstRowFirstColumn="0" w:firstRowLastColumn="0" w:lastRowFirstColumn="0" w:lastRowLastColumn="0"/>
+            <w:tcW w:w="1530" w:type="dxa"/>
+            <w:tcBorders>
+              <w:top w:val="nil"/>
+              <w:left w:val="nil"/>
+              <w:bottom w:val="nil"/>
+              <w:right w:val="nil"/>
+            </w:tcBorders>
+            <w:shd w:val="clear" w:color="auto" w:fill="FFFFFF" w:themeFill="background1"/>
+          </w:tcPr>
+          <w:p>
+            <w:pPr>
+              <w:spacing w:before="20" w:after="20"/>
+              <w:rPr>
+                <w:rFonts w:cstheme="minorHAnsi"/>
+                <w:b w:val="0"/>
+                <w:bCs w:val="0"/>
+              </w:rPr>
+            </w:pPr>
+            <w:r>
+              <w:rPr>
+                <w:rFonts w:cstheme="minorHAnsi"/>
+                <w:b w:val="0"/>
+                <w:bCs w:val="0"/>
+              </w:rPr>
+              <w:t>Tax ID:</w:t>
+            </w:r>
+          </w:p>
+        </w:tc>
+        <w:tc>
+          <w:tcPr>
+            <w:tcW w:w="3960" w:type="dxa"/>
+            <w:tcBorders>
+              <w:top w:val="nil"/>
+              <w:left w:val="nil"/>
+              <w:bottom w:val="nil"/>
+              <w:right w:val="nil"/>
+            </w:tcBorders>
+            <w:shd w:val="clear" w:color="auto" w:fill="FFFFFF" w:themeFill="background1"/>
+          </w:tcPr>
+          <w:p>
+            <w:pPr>
+              <w:spacing w:before="20" w:after="20"/>
+              <w:cnfStyle w:val="000000100000" w:firstRow="0" w:lastRow="0" w:firstColumn="0" w:lastColumn="0" w:oddVBand="0" w:evenVBand="0" w:oddHBand="1" w:evenHBand="0" w:firstRowFirstColumn="0" w:firstRowLastColumn="0" w:lastRowFirstColumn="0" w:lastRowLastColumn="0"/>
+              <w:rPr>
+                <w:rFonts w:cstheme="minorHAnsi"/>
+                <w:b/>
+                <w:bCs/>
+              </w:rPr>
+            </w:pPr>
+          </w:p>
+        </w:tc>
+        <w:tc>
+          <w:tcPr>
+            <w:tcW w:w="1710" w:type="dxa"/>
+            <w:tcBorders>
+              <w:top w:val="nil"/>
+              <w:left w:val="nil"/>
+              <w:bottom w:val="nil"/>
+              <w:right w:val="nil"/>
+            </w:tcBorders>
+            <w:shd w:val="clear" w:color="auto" w:fill="FFFFFF" w:themeFill="background1"/>
+          </w:tcPr>
+          <w:p>
+            <w:pPr>
+              <w:spacing w:line="276" w:lineRule="auto"/>
+              <w:cnfStyle w:val="000000100000" w:firstRow="0" w:lastRow="0" w:firstColumn="0" w:lastColumn="0" w:oddVBand="0" w:evenVBand="0" w:oddHBand="1" w:evenHBand="0" w:firstRowFirstColumn="0" w:firstRowLastColumn="0" w:lastRowFirstColumn="0" w:lastRowLastColumn="0"/>
+              <w:rPr>
+                <w:rFonts w:cstheme="minorHAnsi"/>
+                <w:b/>
+                <w:bCs/>
+              </w:rPr>
+            </w:pPr>
+          </w:p>
+        </w:tc>
+        <w:tc>
+          <w:tcPr>
+            <w:tcW w:w="3505" w:type="dxa"/>
+            <w:tcBorders>
+              <w:top w:val="nil"/>
+              <w:left w:val="nil"/>
+              <w:bottom w:val="nil"/>
+              <w:right w:val="nil"/>
+            </w:tcBorders>
+            <w:shd w:val="clear" w:color="auto" w:fill="FFFFFF" w:themeFill="background1"/>
+          </w:tcPr>
+          <w:p>
+            <w:pPr>
+              <w:spacing w:line="276" w:lineRule="auto"/>
               <w:cnfStyle w:val="000000100000" w:firstRow="0" w:lastRow="0" w:firstColumn="0" w:lastColumn="0" w:oddVBand="0" w:evenVBand="0" w:oddHBand="1" w:evenHBand="0" w:firstRowFirstColumn="0" w:firstRowLastColumn="0" w:lastRowFirstColumn="0" w:lastRowLastColumn="0"/>
               <w:rPr>
                 <w:rFonts w:cstheme="minorHAnsi"/>
@@ -533,34 +756,8 @@
               <w:spacing w:before="20" w:after="20"/>
               <w:rPr>
                 <w:rFonts w:cstheme="minorHAnsi"/>
-                <w:b w:val="0"/>
-                <w:bCs w:val="0"/>
-              </w:rPr>
-            </w:pPr>
-            <w:r>
-              <w:rPr>
-                <w:rFonts w:cstheme="minorHAnsi"/>
-                <w:b w:val="0"/>
-                <w:bCs w:val="0"/>
-              </w:rPr>
-              <w:t>Email</w:t>
-            </w:r>
-            <w:r>
-              <w:rPr>
-                <w:rFonts w:cstheme="minorHAnsi"/>
-                <w:b w:val="0"/>
-                <w:bCs w:val="0"/>
-              </w:rPr>
-              <w:t>:</w:t>
-            </w:r>
-            <w:r>
-              <w:rPr>
-                <w:rFonts w:cstheme="minorHAnsi"/>
-                <w:b w:val="0"/>
-                <w:bCs w:val="0"/>
-              </w:rPr>
-              <w:t xml:space="preserve"> </w:t>
-            </w:r>
+              </w:rPr>
+            </w:pPr>
           </w:p>
         </w:tc>
         <w:tc>
@@ -599,6 +796,7 @@
           </w:tcPr>
           <w:p>
             <w:pPr>
+              <w:spacing w:line="276" w:lineRule="auto"/>
               <w:cnfStyle w:val="000000000000" w:firstRow="0" w:lastRow="0" w:firstColumn="0" w:lastColumn="0" w:oddVBand="0" w:evenVBand="0" w:oddHBand="0" w:evenHBand="0" w:firstRowFirstColumn="0" w:firstRowLastColumn="0" w:lastRowFirstColumn="0" w:lastRowLastColumn="0"/>
               <w:rPr>
                 <w:rFonts w:cstheme="minorHAnsi"/>
@@ -621,6 +819,7 @@
           </w:tcPr>
           <w:p>
             <w:pPr>
+              <w:spacing w:line="276" w:lineRule="auto"/>
               <w:cnfStyle w:val="000000000000" w:firstRow="0" w:lastRow="0" w:firstColumn="0" w:lastColumn="0" w:oddVBand="0" w:evenVBand="0" w:oddHBand="0" w:evenHBand="0" w:firstRowFirstColumn="0" w:firstRowLastColumn="0" w:lastRowFirstColumn="0" w:lastRowLastColumn="0"/>
               <w:rPr>
                 <w:rFonts w:cstheme="minorHAnsi"/>
@@ -961,6 +1160,8 @@
               <w:spacing w:before="20" w:after="20"/>
               <w:rPr>
                 <w:rFonts w:cstheme="minorHAnsi"/>
+                <w:b w:val="0"/>
+                <w:bCs w:val="0"/>
               </w:rPr>
             </w:pPr>
           </w:p>

--- a/public/preview/template-user.docx
+++ b/public/preview/template-user.docx
@@ -40,7 +40,7 @@
     <w:tbl>
       <w:tblPr>
         <w:tblStyle w:val="PlainTable1"/>
-        <w:tblW w:w="10705" w:type="dxa"/>
+        <w:tblW w:w="9895" w:type="dxa"/>
         <w:tblBorders>
           <w:top w:val="single" w:sz="4" w:space="0" w:color="auto"/>
           <w:left w:val="single" w:sz="4" w:space="0" w:color="auto"/>
@@ -53,24 +53,27 @@
       </w:tblPr>
       <w:tblGrid>
         <w:gridCol w:w="1530"/>
-        <w:gridCol w:w="3960"/>
-        <w:gridCol w:w="1710"/>
-        <w:gridCol w:w="3505"/>
+        <w:gridCol w:w="5125"/>
+        <w:gridCol w:w="1080"/>
+        <w:gridCol w:w="2160"/>
       </w:tblGrid>
       <w:tr>
         <w:trPr>
           <w:gridAfter w:val="2"/>
           <w:cnfStyle w:val="100000000000" w:firstRow="1" w:lastRow="0" w:firstColumn="0" w:lastColumn="0" w:oddVBand="0" w:evenVBand="0" w:oddHBand="0" w:evenHBand="0" w:firstRowFirstColumn="0" w:firstRowLastColumn="0" w:lastRowFirstColumn="0" w:lastRowLastColumn="0"/>
-          <w:wAfter w:w="5215" w:type="dxa"/>
+          <w:wAfter w:w="3240" w:type="dxa"/>
           <w:trHeight w:val="368"/>
         </w:trPr>
         <w:tc>
           <w:tcPr>
             <w:cnfStyle w:val="001000000000" w:firstRow="0" w:lastRow="0" w:firstColumn="1" w:lastColumn="0" w:oddVBand="0" w:evenVBand="0" w:oddHBand="0" w:evenHBand="0" w:firstRowFirstColumn="0" w:firstRowLastColumn="0" w:lastRowFirstColumn="0" w:lastRowLastColumn="0"/>
-            <w:tcW w:w="5490" w:type="dxa"/>
+            <w:tcW w:w="6655" w:type="dxa"/>
             <w:gridSpan w:val="2"/>
             <w:tcBorders>
-              <w:bottom w:val="nil"/>
+              <w:top w:val="nil"/>
+              <w:left w:val="nil"/>
+              <w:bottom w:val="nil"/>
+              <w:right w:val="nil"/>
             </w:tcBorders>
             <w:shd w:val="clear" w:color="auto" w:fill="2F5496" w:themeFill="accent1" w:themeFillShade="BF"/>
             <w:vAlign w:val="center"/>
@@ -145,29 +148,13 @@
                 <w:b w:val="0"/>
                 <w:bCs w:val="0"/>
               </w:rPr>
-              <w:t>Name</w:t>
-            </w:r>
-            <w:r>
-              <w:rPr>
-                <w:rFonts w:cstheme="minorHAnsi"/>
-                <w:b w:val="0"/>
-                <w:bCs w:val="0"/>
-              </w:rPr>
-              <w:t>:</w:t>
-            </w:r>
-            <w:r>
-              <w:rPr>
-                <w:rFonts w:cstheme="minorHAnsi"/>
-                <w:b w:val="0"/>
-                <w:bCs w:val="0"/>
-              </w:rPr>
-              <w:t xml:space="preserve"> </w:t>
-            </w:r>
-          </w:p>
-        </w:tc>
-        <w:tc>
-          <w:tcPr>
-            <w:tcW w:w="3960" w:type="dxa"/>
+              <w:t xml:space="preserve">Name: </w:t>
+            </w:r>
+          </w:p>
+        </w:tc>
+        <w:tc>
+          <w:tcPr>
+            <w:tcW w:w="5125" w:type="dxa"/>
             <w:tcBorders>
               <w:top w:val="nil"/>
               <w:left w:val="nil"/>
@@ -188,7 +175,7 @@
         </w:tc>
         <w:tc>
           <w:tcPr>
-            <w:tcW w:w="1710" w:type="dxa"/>
+            <w:tcW w:w="1080" w:type="dxa"/>
             <w:tcBorders>
               <w:top w:val="nil"/>
               <w:left w:val="nil"/>
@@ -213,21 +200,13 @@
                 <w:b/>
                 <w:bCs/>
               </w:rPr>
-              <w:t xml:space="preserve">              </w:t>
-            </w:r>
-            <w:r>
-              <w:rPr>
-                <w:rFonts w:cstheme="minorHAnsi"/>
-                <w:b/>
-                <w:bCs/>
-              </w:rPr>
               <w:t>DATE</w:t>
             </w:r>
           </w:p>
         </w:tc>
         <w:tc>
           <w:tcPr>
-            <w:tcW w:w="3505" w:type="dxa"/>
+            <w:tcW w:w="2160" w:type="dxa"/>
             <w:tcBorders>
               <w:top w:val="nil"/>
               <w:left w:val="nil"/>
@@ -292,21 +271,13 @@
                 <w:b w:val="0"/>
                 <w:bCs w:val="0"/>
               </w:rPr>
-              <w:t>:</w:t>
-            </w:r>
-            <w:r>
-              <w:rPr>
-                <w:rFonts w:cstheme="minorHAnsi"/>
-                <w:b w:val="0"/>
-                <w:bCs w:val="0"/>
-              </w:rPr>
-              <w:t xml:space="preserve"> </w:t>
-            </w:r>
-          </w:p>
-        </w:tc>
-        <w:tc>
-          <w:tcPr>
-            <w:tcW w:w="3960" w:type="dxa"/>
+              <w:t xml:space="preserve">: </w:t>
+            </w:r>
+          </w:p>
+        </w:tc>
+        <w:tc>
+          <w:tcPr>
+            <w:tcW w:w="5125" w:type="dxa"/>
             <w:tcBorders>
               <w:top w:val="nil"/>
               <w:left w:val="nil"/>
@@ -329,7 +300,7 @@
         </w:tc>
         <w:tc>
           <w:tcPr>
-            <w:tcW w:w="1710" w:type="dxa"/>
+            <w:tcW w:w="1080" w:type="dxa"/>
             <w:tcBorders>
               <w:top w:val="nil"/>
               <w:left w:val="nil"/>
@@ -354,21 +325,13 @@
                 <w:b/>
                 <w:bCs/>
               </w:rPr>
-              <w:t xml:space="preserve">              </w:t>
-            </w:r>
-            <w:r>
-              <w:rPr>
-                <w:rFonts w:cstheme="minorHAnsi"/>
-                <w:b/>
-                <w:bCs/>
-              </w:rPr>
               <w:t>INVOICE</w:t>
             </w:r>
           </w:p>
         </w:tc>
         <w:tc>
           <w:tcPr>
-            <w:tcW w:w="3505" w:type="dxa"/>
+            <w:tcW w:w="2160" w:type="dxa"/>
             <w:tcBorders>
               <w:top w:val="nil"/>
               <w:left w:val="nil"/>
@@ -436,21 +399,13 @@
                 <w:b w:val="0"/>
                 <w:bCs w:val="0"/>
               </w:rPr>
-              <w:t>:</w:t>
-            </w:r>
-            <w:r>
-              <w:rPr>
-                <w:rFonts w:cstheme="minorHAnsi"/>
-                <w:b w:val="0"/>
-                <w:bCs w:val="0"/>
-              </w:rPr>
-              <w:t xml:space="preserve"> </w:t>
-            </w:r>
-          </w:p>
-        </w:tc>
-        <w:tc>
-          <w:tcPr>
-            <w:tcW w:w="3960" w:type="dxa"/>
+              <w:t xml:space="preserve">: </w:t>
+            </w:r>
+          </w:p>
+        </w:tc>
+        <w:tc>
+          <w:tcPr>
+            <w:tcW w:w="5125" w:type="dxa"/>
             <w:tcBorders>
               <w:top w:val="nil"/>
               <w:left w:val="nil"/>
@@ -473,7 +428,7 @@
         </w:tc>
         <w:tc>
           <w:tcPr>
-            <w:tcW w:w="1710" w:type="dxa"/>
+            <w:tcW w:w="1080" w:type="dxa"/>
             <w:tcBorders>
               <w:top w:val="nil"/>
               <w:left w:val="nil"/>
@@ -496,7 +451,7 @@
         </w:tc>
         <w:tc>
           <w:tcPr>
-            <w:tcW w:w="3505" w:type="dxa"/>
+            <w:tcW w:w="2160" w:type="dxa"/>
             <w:tcBorders>
               <w:top w:val="nil"/>
               <w:left w:val="nil"/>
@@ -561,7 +516,7 @@
         </w:tc>
         <w:tc>
           <w:tcPr>
-            <w:tcW w:w="3960" w:type="dxa"/>
+            <w:tcW w:w="5125" w:type="dxa"/>
             <w:tcBorders>
               <w:top w:val="nil"/>
               <w:left w:val="nil"/>
@@ -584,7 +539,7 @@
         </w:tc>
         <w:tc>
           <w:tcPr>
-            <w:tcW w:w="1710" w:type="dxa"/>
+            <w:tcW w:w="1080" w:type="dxa"/>
             <w:tcBorders>
               <w:top w:val="nil"/>
               <w:left w:val="nil"/>
@@ -607,7 +562,7 @@
         </w:tc>
         <w:tc>
           <w:tcPr>
-            <w:tcW w:w="3505" w:type="dxa"/>
+            <w:tcW w:w="2160" w:type="dxa"/>
             <w:tcBorders>
               <w:top w:val="nil"/>
               <w:left w:val="nil"/>
@@ -655,19 +610,29 @@
                 <w:bCs w:val="0"/>
               </w:rPr>
             </w:pPr>
-            <w:r>
-              <w:rPr>
-                <w:rFonts w:cstheme="minorHAnsi"/>
-                <w:b w:val="0"/>
-                <w:bCs w:val="0"/>
-              </w:rPr>
-              <w:t>Tax ID:</w:t>
-            </w:r>
-          </w:p>
-        </w:tc>
-        <w:tc>
-          <w:tcPr>
-            <w:tcW w:w="3960" w:type="dxa"/>
+            <w:proofErr w:type="spellStart"/>
+            <w:r>
+              <w:rPr>
+                <w:rFonts w:cstheme="minorHAnsi"/>
+                <w:b w:val="0"/>
+                <w:bCs w:val="0"/>
+              </w:rPr>
+              <w:t>TaxID</w:t>
+            </w:r>
+            <w:proofErr w:type="spellEnd"/>
+            <w:r>
+              <w:rPr>
+                <w:rFonts w:cstheme="minorHAnsi"/>
+                <w:b w:val="0"/>
+                <w:bCs w:val="0"/>
+              </w:rPr>
+              <w:t>:</w:t>
+            </w:r>
+          </w:p>
+        </w:tc>
+        <w:tc>
+          <w:tcPr>
+            <w:tcW w:w="5125" w:type="dxa"/>
             <w:tcBorders>
               <w:top w:val="nil"/>
               <w:left w:val="nil"/>
@@ -690,7 +655,7 @@
         </w:tc>
         <w:tc>
           <w:tcPr>
-            <w:tcW w:w="1710" w:type="dxa"/>
+            <w:tcW w:w="1080" w:type="dxa"/>
             <w:tcBorders>
               <w:top w:val="nil"/>
               <w:left w:val="nil"/>
@@ -713,7 +678,7 @@
         </w:tc>
         <w:tc>
           <w:tcPr>
-            <w:tcW w:w="3505" w:type="dxa"/>
+            <w:tcW w:w="2160" w:type="dxa"/>
             <w:tcBorders>
               <w:top w:val="nil"/>
               <w:left w:val="nil"/>
@@ -726,101 +691,6 @@
             <w:pPr>
               <w:spacing w:line="276" w:lineRule="auto"/>
               <w:cnfStyle w:val="000000100000" w:firstRow="0" w:lastRow="0" w:firstColumn="0" w:lastColumn="0" w:oddVBand="0" w:evenVBand="0" w:oddHBand="1" w:evenHBand="0" w:firstRowFirstColumn="0" w:firstRowLastColumn="0" w:lastRowFirstColumn="0" w:lastRowLastColumn="0"/>
-              <w:rPr>
-                <w:rFonts w:cstheme="minorHAnsi"/>
-                <w:b/>
-                <w:bCs/>
-              </w:rPr>
-            </w:pPr>
-          </w:p>
-        </w:tc>
-      </w:tr>
-      <w:tr>
-        <w:trPr>
-          <w:trHeight w:val="70"/>
-        </w:trPr>
-        <w:tc>
-          <w:tcPr>
-            <w:cnfStyle w:val="001000000000" w:firstRow="0" w:lastRow="0" w:firstColumn="1" w:lastColumn="0" w:oddVBand="0" w:evenVBand="0" w:oddHBand="0" w:evenHBand="0" w:firstRowFirstColumn="0" w:firstRowLastColumn="0" w:lastRowFirstColumn="0" w:lastRowLastColumn="0"/>
-            <w:tcW w:w="1530" w:type="dxa"/>
-            <w:tcBorders>
-              <w:top w:val="nil"/>
-              <w:left w:val="nil"/>
-              <w:bottom w:val="nil"/>
-              <w:right w:val="nil"/>
-            </w:tcBorders>
-            <w:shd w:val="clear" w:color="auto" w:fill="FFFFFF" w:themeFill="background1"/>
-          </w:tcPr>
-          <w:p>
-            <w:pPr>
-              <w:spacing w:before="20" w:after="20"/>
-              <w:rPr>
-                <w:rFonts w:cstheme="minorHAnsi"/>
-              </w:rPr>
-            </w:pPr>
-          </w:p>
-        </w:tc>
-        <w:tc>
-          <w:tcPr>
-            <w:tcW w:w="3960" w:type="dxa"/>
-            <w:tcBorders>
-              <w:top w:val="nil"/>
-              <w:left w:val="nil"/>
-              <w:bottom w:val="nil"/>
-              <w:right w:val="nil"/>
-            </w:tcBorders>
-            <w:shd w:val="clear" w:color="auto" w:fill="FFFFFF" w:themeFill="background1"/>
-          </w:tcPr>
-          <w:p>
-            <w:pPr>
-              <w:spacing w:before="20" w:after="20"/>
-              <w:cnfStyle w:val="000000000000" w:firstRow="0" w:lastRow="0" w:firstColumn="0" w:lastColumn="0" w:oddVBand="0" w:evenVBand="0" w:oddHBand="0" w:evenHBand="0" w:firstRowFirstColumn="0" w:firstRowLastColumn="0" w:lastRowFirstColumn="0" w:lastRowLastColumn="0"/>
-              <w:rPr>
-                <w:rFonts w:cstheme="minorHAnsi"/>
-                <w:b/>
-                <w:bCs/>
-              </w:rPr>
-            </w:pPr>
-          </w:p>
-        </w:tc>
-        <w:tc>
-          <w:tcPr>
-            <w:tcW w:w="1710" w:type="dxa"/>
-            <w:tcBorders>
-              <w:top w:val="nil"/>
-              <w:left w:val="nil"/>
-              <w:bottom w:val="nil"/>
-              <w:right w:val="nil"/>
-            </w:tcBorders>
-            <w:shd w:val="clear" w:color="auto" w:fill="FFFFFF" w:themeFill="background1"/>
-          </w:tcPr>
-          <w:p>
-            <w:pPr>
-              <w:spacing w:line="276" w:lineRule="auto"/>
-              <w:cnfStyle w:val="000000000000" w:firstRow="0" w:lastRow="0" w:firstColumn="0" w:lastColumn="0" w:oddVBand="0" w:evenVBand="0" w:oddHBand="0" w:evenHBand="0" w:firstRowFirstColumn="0" w:firstRowLastColumn="0" w:lastRowFirstColumn="0" w:lastRowLastColumn="0"/>
-              <w:rPr>
-                <w:rFonts w:cstheme="minorHAnsi"/>
-                <w:b/>
-                <w:bCs/>
-              </w:rPr>
-            </w:pPr>
-          </w:p>
-        </w:tc>
-        <w:tc>
-          <w:tcPr>
-            <w:tcW w:w="3505" w:type="dxa"/>
-            <w:tcBorders>
-              <w:top w:val="nil"/>
-              <w:left w:val="nil"/>
-              <w:bottom w:val="nil"/>
-              <w:right w:val="nil"/>
-            </w:tcBorders>
-            <w:shd w:val="clear" w:color="auto" w:fill="FFFFFF" w:themeFill="background1"/>
-          </w:tcPr>
-          <w:p>
-            <w:pPr>
-              <w:spacing w:line="276" w:lineRule="auto"/>
-              <w:cnfStyle w:val="000000000000" w:firstRow="0" w:lastRow="0" w:firstColumn="0" w:lastColumn="0" w:oddVBand="0" w:evenVBand="0" w:oddHBand="0" w:evenHBand="0" w:firstRowFirstColumn="0" w:firstRowLastColumn="0" w:lastRowFirstColumn="0" w:lastRowLastColumn="0"/>
               <w:rPr>
                 <w:rFonts w:cstheme="minorHAnsi"/>
                 <w:b/>
@@ -854,7 +724,7 @@
       </w:tblPr>
       <w:tblGrid>
         <w:gridCol w:w="1525"/>
-        <w:gridCol w:w="3960"/>
+        <w:gridCol w:w="5130"/>
       </w:tblGrid>
       <w:tr>
         <w:trPr>
@@ -864,10 +734,13 @@
         <w:tc>
           <w:tcPr>
             <w:cnfStyle w:val="001000000000" w:firstRow="0" w:lastRow="0" w:firstColumn="1" w:lastColumn="0" w:oddVBand="0" w:evenVBand="0" w:oddHBand="0" w:evenHBand="0" w:firstRowFirstColumn="0" w:firstRowLastColumn="0" w:lastRowFirstColumn="0" w:lastRowLastColumn="0"/>
-            <w:tcW w:w="5485" w:type="dxa"/>
+            <w:tcW w:w="6655" w:type="dxa"/>
             <w:gridSpan w:val="2"/>
             <w:tcBorders>
-              <w:bottom w:val="nil"/>
+              <w:top w:val="nil"/>
+              <w:left w:val="nil"/>
+              <w:bottom w:val="nil"/>
+              <w:right w:val="nil"/>
             </w:tcBorders>
             <w:shd w:val="clear" w:color="auto" w:fill="2F5496" w:themeFill="accent1" w:themeFillShade="BF"/>
             <w:vAlign w:val="center"/>
@@ -896,7 +769,7 @@
         <w:tc>
           <w:tcPr>
             <w:cnfStyle w:val="001000000000" w:firstRow="0" w:lastRow="0" w:firstColumn="1" w:lastColumn="0" w:oddVBand="0" w:evenVBand="0" w:oddHBand="0" w:evenHBand="0" w:firstRowFirstColumn="0" w:firstRowLastColumn="0" w:lastRowFirstColumn="0" w:lastRowLastColumn="0"/>
-            <w:tcW w:w="5485" w:type="dxa"/>
+            <w:tcW w:w="6655" w:type="dxa"/>
             <w:gridSpan w:val="2"/>
             <w:tcBorders>
               <w:top w:val="nil"/>
@@ -962,7 +835,7 @@
         </w:tc>
         <w:tc>
           <w:tcPr>
-            <w:tcW w:w="3960" w:type="dxa"/>
+            <w:tcW w:w="5130" w:type="dxa"/>
             <w:tcBorders>
               <w:top w:val="nil"/>
               <w:left w:val="nil"/>
@@ -1047,7 +920,7 @@
         </w:tc>
         <w:tc>
           <w:tcPr>
-            <w:tcW w:w="3960" w:type="dxa"/>
+            <w:tcW w:w="5130" w:type="dxa"/>
             <w:tcBorders>
               <w:top w:val="nil"/>
               <w:left w:val="nil"/>
@@ -1113,7 +986,7 @@
         </w:tc>
         <w:tc>
           <w:tcPr>
-            <w:tcW w:w="3960" w:type="dxa"/>
+            <w:tcW w:w="5130" w:type="dxa"/>
             <w:tcBorders>
               <w:top w:val="nil"/>
               <w:left w:val="nil"/>
@@ -1135,6 +1008,12 @@
                 <w:rFonts w:cstheme="minorHAnsi"/>
               </w:rPr>
               <w:t>Suite 126 West Link House, 981 Great West Road, London, United Kingdom, TW8 9DN</w:t>
+            </w:r>
+            <w:r>
+              <w:rPr>
+                <w:rFonts w:cstheme="minorHAnsi"/>
+              </w:rPr>
+              <w:t>}</w:t>
             </w:r>
           </w:p>
         </w:tc>
@@ -1168,7 +1047,7 @@
         </w:tc>
         <w:tc>
           <w:tcPr>
-            <w:tcW w:w="3960" w:type="dxa"/>
+            <w:tcW w:w="5130" w:type="dxa"/>
             <w:tcBorders>
               <w:top w:val="nil"/>
               <w:left w:val="nil"/>
@@ -1200,11 +1079,19 @@
       <w:tblPr>
         <w:tblStyle w:val="PlainTable1"/>
         <w:tblW w:w="9355" w:type="dxa"/>
+        <w:tblBorders>
+          <w:top w:val="single" w:sz="4" w:space="0" w:color="auto"/>
+          <w:left w:val="single" w:sz="4" w:space="0" w:color="auto"/>
+          <w:bottom w:val="single" w:sz="4" w:space="0" w:color="auto"/>
+          <w:right w:val="single" w:sz="4" w:space="0" w:color="auto"/>
+          <w:insideH w:val="single" w:sz="4" w:space="0" w:color="auto"/>
+          <w:insideV w:val="single" w:sz="4" w:space="0" w:color="auto"/>
+        </w:tblBorders>
         <w:tblLook w:val="04A0" w:firstRow="1" w:lastRow="0" w:firstColumn="1" w:lastColumn="0" w:noHBand="0" w:noVBand="1"/>
       </w:tblPr>
       <w:tblGrid>
-        <w:gridCol w:w="6295"/>
-        <w:gridCol w:w="3060"/>
+        <w:gridCol w:w="6655"/>
+        <w:gridCol w:w="2700"/>
       </w:tblGrid>
       <w:tr>
         <w:trPr>
@@ -1214,9 +1101,12 @@
         <w:tc>
           <w:tcPr>
             <w:cnfStyle w:val="001000000000" w:firstRow="0" w:lastRow="0" w:firstColumn="1" w:lastColumn="0" w:oddVBand="0" w:evenVBand="0" w:oddHBand="0" w:evenHBand="0" w:firstRowFirstColumn="0" w:firstRowLastColumn="0" w:lastRowFirstColumn="0" w:lastRowLastColumn="0"/>
-            <w:tcW w:w="6295" w:type="dxa"/>
-            <w:tcBorders>
-              <w:bottom w:val="nil"/>
+            <w:tcW w:w="6655" w:type="dxa"/>
+            <w:tcBorders>
+              <w:top w:val="nil"/>
+              <w:left w:val="nil"/>
+              <w:bottom w:val="nil"/>
+              <w:right w:val="nil"/>
             </w:tcBorders>
             <w:shd w:val="clear" w:color="auto" w:fill="2F5496" w:themeFill="accent1" w:themeFillShade="BF"/>
             <w:vAlign w:val="center"/>
@@ -1239,9 +1129,12 @@
         </w:tc>
         <w:tc>
           <w:tcPr>
-            <w:tcW w:w="3060" w:type="dxa"/>
-            <w:tcBorders>
-              <w:bottom w:val="nil"/>
+            <w:tcW w:w="2700" w:type="dxa"/>
+            <w:tcBorders>
+              <w:top w:val="nil"/>
+              <w:left w:val="nil"/>
+              <w:bottom w:val="nil"/>
+              <w:right w:val="nil"/>
             </w:tcBorders>
             <w:shd w:val="clear" w:color="auto" w:fill="2F5496" w:themeFill="accent1" w:themeFillShade="BF"/>
             <w:vAlign w:val="center"/>
@@ -1271,7 +1164,7 @@
         <w:tc>
           <w:tcPr>
             <w:cnfStyle w:val="001000000000" w:firstRow="0" w:lastRow="0" w:firstColumn="1" w:lastColumn="0" w:oddVBand="0" w:evenVBand="0" w:oddHBand="0" w:evenHBand="0" w:firstRowFirstColumn="0" w:firstRowLastColumn="0" w:lastRowFirstColumn="0" w:lastRowLastColumn="0"/>
-            <w:tcW w:w="6295" w:type="dxa"/>
+            <w:tcW w:w="6655" w:type="dxa"/>
             <w:tcBorders>
               <w:top w:val="nil"/>
               <w:left w:val="nil"/>
@@ -1318,7 +1211,7 @@
         </w:tc>
         <w:tc>
           <w:tcPr>
-            <w:tcW w:w="3060" w:type="dxa"/>
+            <w:tcW w:w="2700" w:type="dxa"/>
             <w:tcBorders>
               <w:top w:val="nil"/>
               <w:left w:val="nil"/>
@@ -1341,25 +1234,25 @@
         <w:tc>
           <w:tcPr>
             <w:cnfStyle w:val="001000000000" w:firstRow="0" w:lastRow="0" w:firstColumn="1" w:lastColumn="0" w:oddVBand="0" w:evenVBand="0" w:oddHBand="0" w:evenHBand="0" w:firstRowFirstColumn="0" w:firstRowLastColumn="0" w:lastRowFirstColumn="0" w:lastRowLastColumn="0"/>
-            <w:tcW w:w="6295" w:type="dxa"/>
-            <w:tcBorders>
-              <w:top w:val="nil"/>
-              <w:left w:val="nil"/>
-              <w:bottom w:val="nil"/>
-              <w:right w:val="nil"/>
-            </w:tcBorders>
-          </w:tcPr>
-          <w:p>
-            <w:pPr>
-              <w:rPr>
-                <w:rFonts w:cstheme="minorHAnsi"/>
-              </w:rPr>
-            </w:pPr>
-          </w:p>
-        </w:tc>
-        <w:tc>
-          <w:tcPr>
-            <w:tcW w:w="3060" w:type="dxa"/>
+            <w:tcW w:w="6655" w:type="dxa"/>
+            <w:tcBorders>
+              <w:top w:val="nil"/>
+              <w:left w:val="nil"/>
+              <w:bottom w:val="nil"/>
+              <w:right w:val="nil"/>
+            </w:tcBorders>
+          </w:tcPr>
+          <w:p>
+            <w:pPr>
+              <w:rPr>
+                <w:rFonts w:cstheme="minorHAnsi"/>
+              </w:rPr>
+            </w:pPr>
+          </w:p>
+        </w:tc>
+        <w:tc>
+          <w:tcPr>
+            <w:tcW w:w="2700" w:type="dxa"/>
             <w:tcBorders>
               <w:top w:val="nil"/>
               <w:left w:val="nil"/>
@@ -1384,7 +1277,7 @@
         <w:tc>
           <w:tcPr>
             <w:cnfStyle w:val="001000000000" w:firstRow="0" w:lastRow="0" w:firstColumn="1" w:lastColumn="0" w:oddVBand="0" w:evenVBand="0" w:oddHBand="0" w:evenHBand="0" w:firstRowFirstColumn="0" w:firstRowLastColumn="0" w:lastRowFirstColumn="0" w:lastRowLastColumn="0"/>
-            <w:tcW w:w="6295" w:type="dxa"/>
+            <w:tcW w:w="6655" w:type="dxa"/>
             <w:tcBorders>
               <w:top w:val="nil"/>
               <w:left w:val="nil"/>
@@ -1411,7 +1304,7 @@
         </w:tc>
         <w:tc>
           <w:tcPr>
-            <w:tcW w:w="3060" w:type="dxa"/>
+            <w:tcW w:w="2700" w:type="dxa"/>
             <w:tcBorders>
               <w:top w:val="nil"/>
               <w:left w:val="nil"/>
@@ -1480,7 +1373,7 @@
     <w:tbl>
       <w:tblPr>
         <w:tblStyle w:val="PlainTable1"/>
-        <w:tblW w:w="9355" w:type="dxa"/>
+        <w:tblW w:w="9360" w:type="dxa"/>
         <w:tblBorders>
           <w:top w:val="single" w:sz="4" w:space="0" w:color="auto"/>
           <w:left w:val="single" w:sz="4" w:space="0" w:color="auto"/>
@@ -1492,8 +1385,8 @@
         <w:tblLook w:val="04A0" w:firstRow="1" w:lastRow="0" w:firstColumn="1" w:lastColumn="0" w:noHBand="0" w:noVBand="1"/>
       </w:tblPr>
       <w:tblGrid>
-        <w:gridCol w:w="2515"/>
-        <w:gridCol w:w="6840"/>
+        <w:gridCol w:w="2245"/>
+        <w:gridCol w:w="7115"/>
       </w:tblGrid>
       <w:tr>
         <w:trPr>
@@ -1503,10 +1396,13 @@
         <w:tc>
           <w:tcPr>
             <w:cnfStyle w:val="001000000000" w:firstRow="0" w:lastRow="0" w:firstColumn="1" w:lastColumn="0" w:oddVBand="0" w:evenVBand="0" w:oddHBand="0" w:evenHBand="0" w:firstRowFirstColumn="0" w:firstRowLastColumn="0" w:lastRowFirstColumn="0" w:lastRowLastColumn="0"/>
-            <w:tcW w:w="9355" w:type="dxa"/>
+            <w:tcW w:w="9360" w:type="dxa"/>
             <w:gridSpan w:val="2"/>
             <w:tcBorders>
-              <w:bottom w:val="nil"/>
+              <w:top w:val="nil"/>
+              <w:left w:val="nil"/>
+              <w:bottom w:val="nil"/>
+              <w:right w:val="nil"/>
             </w:tcBorders>
             <w:shd w:val="clear" w:color="auto" w:fill="2F5496" w:themeFill="accent1" w:themeFillShade="BF"/>
             <w:vAlign w:val="center"/>
@@ -1535,7 +1431,7 @@
         <w:tc>
           <w:tcPr>
             <w:cnfStyle w:val="001000000000" w:firstRow="0" w:lastRow="0" w:firstColumn="1" w:lastColumn="0" w:oddVBand="0" w:evenVBand="0" w:oddHBand="0" w:evenHBand="0" w:firstRowFirstColumn="0" w:firstRowLastColumn="0" w:lastRowFirstColumn="0" w:lastRowLastColumn="0"/>
-            <w:tcW w:w="2515" w:type="dxa"/>
+            <w:tcW w:w="2245" w:type="dxa"/>
             <w:tcBorders>
               <w:top w:val="nil"/>
               <w:left w:val="nil"/>
@@ -1558,13 +1454,21 @@
                 <w:b w:val="0"/>
                 <w:bCs w:val="0"/>
               </w:rPr>
-              <w:t xml:space="preserve">Account name </w:t>
-            </w:r>
-          </w:p>
-        </w:tc>
-        <w:tc>
-          <w:tcPr>
-            <w:tcW w:w="6840" w:type="dxa"/>
+              <w:t>Account name</w:t>
+            </w:r>
+            <w:r>
+              <w:rPr>
+                <w:rFonts w:cstheme="minorHAnsi"/>
+                <w:b w:val="0"/>
+                <w:bCs w:val="0"/>
+              </w:rPr>
+              <w:t>:</w:t>
+            </w:r>
+          </w:p>
+        </w:tc>
+        <w:tc>
+          <w:tcPr>
+            <w:tcW w:w="7115" w:type="dxa"/>
             <w:tcBorders>
               <w:top w:val="nil"/>
               <w:left w:val="nil"/>
@@ -1589,7 +1493,7 @@
         <w:tc>
           <w:tcPr>
             <w:cnfStyle w:val="001000000000" w:firstRow="0" w:lastRow="0" w:firstColumn="1" w:lastColumn="0" w:oddVBand="0" w:evenVBand="0" w:oddHBand="0" w:evenHBand="0" w:firstRowFirstColumn="0" w:firstRowLastColumn="0" w:lastRowFirstColumn="0" w:lastRowLastColumn="0"/>
-            <w:tcW w:w="2515" w:type="dxa"/>
+            <w:tcW w:w="2245" w:type="dxa"/>
             <w:tcBorders>
               <w:top w:val="nil"/>
               <w:left w:val="nil"/>
@@ -1612,13 +1516,29 @@
                 <w:b w:val="0"/>
                 <w:bCs w:val="0"/>
               </w:rPr>
-              <w:t xml:space="preserve">Bank name </w:t>
-            </w:r>
-          </w:p>
-        </w:tc>
-        <w:tc>
-          <w:tcPr>
-            <w:tcW w:w="6840" w:type="dxa"/>
+              <w:t>Bank name</w:t>
+            </w:r>
+            <w:r>
+              <w:rPr>
+                <w:rFonts w:cstheme="minorHAnsi"/>
+                <w:b w:val="0"/>
+                <w:bCs w:val="0"/>
+              </w:rPr>
+              <w:t>:</w:t>
+            </w:r>
+            <w:r>
+              <w:rPr>
+                <w:rFonts w:cstheme="minorHAnsi"/>
+                <w:b w:val="0"/>
+                <w:bCs w:val="0"/>
+              </w:rPr>
+              <w:t xml:space="preserve"> </w:t>
+            </w:r>
+          </w:p>
+        </w:tc>
+        <w:tc>
+          <w:tcPr>
+            <w:tcW w:w="7115" w:type="dxa"/>
             <w:tcBorders>
               <w:top w:val="nil"/>
               <w:left w:val="nil"/>
@@ -1646,7 +1566,7 @@
         <w:tc>
           <w:tcPr>
             <w:cnfStyle w:val="001000000000" w:firstRow="0" w:lastRow="0" w:firstColumn="1" w:lastColumn="0" w:oddVBand="0" w:evenVBand="0" w:oddHBand="0" w:evenHBand="0" w:firstRowFirstColumn="0" w:firstRowLastColumn="0" w:lastRowFirstColumn="0" w:lastRowLastColumn="0"/>
-            <w:tcW w:w="2515" w:type="dxa"/>
+            <w:tcW w:w="2245" w:type="dxa"/>
             <w:tcBorders>
               <w:top w:val="nil"/>
               <w:left w:val="nil"/>
@@ -1671,11 +1591,19 @@
               </w:rPr>
               <w:t>Account number</w:t>
             </w:r>
-          </w:p>
-        </w:tc>
-        <w:tc>
-          <w:tcPr>
-            <w:tcW w:w="6840" w:type="dxa"/>
+            <w:r>
+              <w:rPr>
+                <w:rFonts w:cstheme="minorHAnsi"/>
+                <w:b w:val="0"/>
+                <w:bCs w:val="0"/>
+              </w:rPr>
+              <w:t>:</w:t>
+            </w:r>
+          </w:p>
+        </w:tc>
+        <w:tc>
+          <w:tcPr>
+            <w:tcW w:w="7115" w:type="dxa"/>
             <w:tcBorders>
               <w:top w:val="nil"/>
               <w:left w:val="nil"/>
@@ -1700,7 +1628,7 @@
         <w:tc>
           <w:tcPr>
             <w:cnfStyle w:val="001000000000" w:firstRow="0" w:lastRow="0" w:firstColumn="1" w:lastColumn="0" w:oddVBand="0" w:evenVBand="0" w:oddHBand="0" w:evenHBand="0" w:firstRowFirstColumn="0" w:firstRowLastColumn="0" w:lastRowFirstColumn="0" w:lastRowLastColumn="0"/>
-            <w:tcW w:w="2515" w:type="dxa"/>
+            <w:tcW w:w="2245" w:type="dxa"/>
             <w:tcBorders>
               <w:top w:val="nil"/>
               <w:left w:val="nil"/>
@@ -1727,11 +1655,19 @@
               </w:rPr>
               <w:t>SWIFT code</w:t>
             </w:r>
-          </w:p>
-        </w:tc>
-        <w:tc>
-          <w:tcPr>
-            <w:tcW w:w="6840" w:type="dxa"/>
+            <w:r>
+              <w:rPr>
+                <w:rFonts w:cstheme="minorHAnsi"/>
+                <w:b w:val="0"/>
+                <w:bCs w:val="0"/>
+              </w:rPr>
+              <w:t>:</w:t>
+            </w:r>
+          </w:p>
+        </w:tc>
+        <w:tc>
+          <w:tcPr>
+            <w:tcW w:w="7115" w:type="dxa"/>
             <w:tcBorders>
               <w:top w:val="nil"/>
               <w:left w:val="nil"/>
@@ -1759,7 +1695,7 @@
         <w:tc>
           <w:tcPr>
             <w:cnfStyle w:val="001000000000" w:firstRow="0" w:lastRow="0" w:firstColumn="1" w:lastColumn="0" w:oddVBand="0" w:evenVBand="0" w:oddHBand="0" w:evenHBand="0" w:firstRowFirstColumn="0" w:firstRowLastColumn="0" w:lastRowFirstColumn="0" w:lastRowLastColumn="0"/>
-            <w:tcW w:w="2515" w:type="dxa"/>
+            <w:tcW w:w="2245" w:type="dxa"/>
             <w:tcBorders>
               <w:top w:val="nil"/>
               <w:left w:val="nil"/>
@@ -1792,11 +1728,19 @@
               </w:rPr>
               <w:t>ng number</w:t>
             </w:r>
-          </w:p>
-        </w:tc>
-        <w:tc>
-          <w:tcPr>
-            <w:tcW w:w="6840" w:type="dxa"/>
+            <w:r>
+              <w:rPr>
+                <w:rFonts w:cstheme="minorHAnsi"/>
+                <w:b w:val="0"/>
+                <w:bCs w:val="0"/>
+              </w:rPr>
+              <w:t>:</w:t>
+            </w:r>
+          </w:p>
+        </w:tc>
+        <w:tc>
+          <w:tcPr>
+            <w:tcW w:w="7115" w:type="dxa"/>
             <w:tcBorders>
               <w:top w:val="nil"/>
               <w:left w:val="nil"/>
@@ -1821,7 +1765,7 @@
         <w:tc>
           <w:tcPr>
             <w:cnfStyle w:val="001000000000" w:firstRow="0" w:lastRow="0" w:firstColumn="1" w:lastColumn="0" w:oddVBand="0" w:evenVBand="0" w:oddHBand="0" w:evenHBand="0" w:firstRowFirstColumn="0" w:firstRowLastColumn="0" w:lastRowFirstColumn="0" w:lastRowLastColumn="0"/>
-            <w:tcW w:w="2515" w:type="dxa"/>
+            <w:tcW w:w="2245" w:type="dxa"/>
             <w:tcBorders>
               <w:top w:val="nil"/>
               <w:left w:val="nil"/>
@@ -1846,11 +1790,19 @@
               </w:rPr>
               <w:t>Account type</w:t>
             </w:r>
-          </w:p>
-        </w:tc>
-        <w:tc>
-          <w:tcPr>
-            <w:tcW w:w="6840" w:type="dxa"/>
+            <w:r>
+              <w:rPr>
+                <w:rFonts w:cstheme="minorHAnsi"/>
+                <w:b w:val="0"/>
+                <w:bCs w:val="0"/>
+              </w:rPr>
+              <w:t>:</w:t>
+            </w:r>
+          </w:p>
+        </w:tc>
+        <w:tc>
+          <w:tcPr>
+            <w:tcW w:w="7115" w:type="dxa"/>
             <w:tcBorders>
               <w:top w:val="nil"/>
               <w:left w:val="nil"/>
@@ -1878,7 +1830,7 @@
         <w:tc>
           <w:tcPr>
             <w:cnfStyle w:val="001000000000" w:firstRow="0" w:lastRow="0" w:firstColumn="1" w:lastColumn="0" w:oddVBand="0" w:evenVBand="0" w:oddHBand="0" w:evenHBand="0" w:firstRowFirstColumn="0" w:firstRowLastColumn="0" w:lastRowFirstColumn="0" w:lastRowLastColumn="0"/>
-            <w:tcW w:w="2515" w:type="dxa"/>
+            <w:tcW w:w="2245" w:type="dxa"/>
             <w:tcBorders>
               <w:top w:val="nil"/>
               <w:left w:val="nil"/>
@@ -1903,11 +1855,19 @@
               </w:rPr>
               <w:t>Address</w:t>
             </w:r>
-          </w:p>
-        </w:tc>
-        <w:tc>
-          <w:tcPr>
-            <w:tcW w:w="6840" w:type="dxa"/>
+            <w:r>
+              <w:rPr>
+                <w:rFonts w:cstheme="minorHAnsi"/>
+                <w:b w:val="0"/>
+                <w:bCs w:val="0"/>
+              </w:rPr>
+              <w:t>:</w:t>
+            </w:r>
+          </w:p>
+        </w:tc>
+        <w:tc>
+          <w:tcPr>
+            <w:tcW w:w="7115" w:type="dxa"/>
             <w:tcBorders>
               <w:top w:val="nil"/>
               <w:left w:val="nil"/>
@@ -1999,11 +1959,73 @@
               <w:t>Signature</w:t>
             </w:r>
           </w:p>
+        </w:tc>
+      </w:tr>
+      <w:tr>
+        <w:tc>
+          <w:tcPr>
+            <w:tcW w:w="5760" w:type="dxa"/>
+          </w:tcPr>
           <w:p>
             <w:pPr>
               <w:jc w:val="center"/>
               <w:rPr>
-                <w:rFonts w:cstheme="minorHAnsi"/>
+                <w:rFonts w:ascii="Trebuchet MS" w:eastAsia="Times New Roman" w:hAnsi="Trebuchet MS" w:cs="Times New Roman"/>
+                <w:b/>
+                <w:bCs/>
+                <w:sz w:val="20"/>
+                <w:szCs w:val="20"/>
+              </w:rPr>
+            </w:pPr>
+          </w:p>
+        </w:tc>
+        <w:tc>
+          <w:tcPr>
+            <w:tcW w:w="3595" w:type="dxa"/>
+          </w:tcPr>
+          <w:p>
+            <w:pPr>
+              <w:rPr>
+                <w:rFonts w:eastAsia="Times New Roman" w:cstheme="minorHAnsi"/>
+                <w:b/>
+                <w:bCs/>
+                <w:sz w:val="20"/>
+                <w:szCs w:val="20"/>
+              </w:rPr>
+            </w:pPr>
+          </w:p>
+        </w:tc>
+      </w:tr>
+      <w:tr>
+        <w:tc>
+          <w:tcPr>
+            <w:tcW w:w="5760" w:type="dxa"/>
+          </w:tcPr>
+          <w:p>
+            <w:pPr>
+              <w:jc w:val="center"/>
+              <w:rPr>
+                <w:rFonts w:ascii="Trebuchet MS" w:eastAsia="Times New Roman" w:hAnsi="Trebuchet MS" w:cs="Times New Roman"/>
+                <w:b/>
+                <w:bCs/>
+                <w:sz w:val="20"/>
+                <w:szCs w:val="20"/>
+              </w:rPr>
+            </w:pPr>
+          </w:p>
+        </w:tc>
+        <w:tc>
+          <w:tcPr>
+            <w:tcW w:w="3595" w:type="dxa"/>
+          </w:tcPr>
+          <w:p>
+            <w:pPr>
+              <w:rPr>
+                <w:rFonts w:eastAsia="Times New Roman" w:cstheme="minorHAnsi"/>
+                <w:b/>
+                <w:bCs/>
+                <w:sz w:val="20"/>
+                <w:szCs w:val="20"/>
               </w:rPr>
             </w:pPr>
           </w:p>
@@ -2019,7 +2041,7 @@
     </w:p>
     <w:sectPr>
       <w:pgSz w:w="12240" w:h="15840"/>
-      <w:pgMar w:top="720" w:right="1440" w:bottom="1440" w:left="1440" w:header="720" w:footer="720" w:gutter="0"/>
+      <w:pgMar w:top="720" w:right="1080" w:bottom="270" w:left="1260" w:header="720" w:footer="720" w:gutter="0"/>
       <w:cols w:space="720"/>
       <w:docGrid w:linePitch="360"/>
     </w:sectPr>

--- a/public/preview/template-user.docx
+++ b/public/preview/template-user.docx
@@ -383,7 +383,6 @@
                 <w:bCs w:val="0"/>
               </w:rPr>
             </w:pPr>
-            <w:proofErr w:type="spellStart"/>
             <w:r>
               <w:rPr>
                 <w:rFonts w:cstheme="minorHAnsi"/>
@@ -392,7 +391,6 @@
               </w:rPr>
               <w:t>ZipCode</w:t>
             </w:r>
-            <w:proofErr w:type="spellEnd"/>
             <w:r>
               <w:rPr>
                 <w:rFonts w:cstheme="minorHAnsi"/>
@@ -610,23 +608,13 @@
                 <w:bCs w:val="0"/>
               </w:rPr>
             </w:pPr>
-            <w:proofErr w:type="spellStart"/>
-            <w:r>
-              <w:rPr>
-                <w:rFonts w:cstheme="minorHAnsi"/>
-                <w:b w:val="0"/>
-                <w:bCs w:val="0"/>
-              </w:rPr>
-              <w:t>TaxID</w:t>
-            </w:r>
-            <w:proofErr w:type="spellEnd"/>
-            <w:r>
-              <w:rPr>
-                <w:rFonts w:cstheme="minorHAnsi"/>
-                <w:b w:val="0"/>
-                <w:bCs w:val="0"/>
-              </w:rPr>
-              <w:t>:</w:t>
+            <w:r>
+              <w:rPr>
+                <w:rFonts w:cstheme="minorHAnsi"/>
+                <w:b w:val="0"/>
+                <w:bCs w:val="0"/>
+              </w:rPr>
+              <w:t>TaxID:</w:t>
             </w:r>
           </w:p>
         </w:tc>
@@ -1009,12 +997,6 @@
               </w:rPr>
               <w:t>Suite 126 West Link House, 981 Great West Road, London, United Kingdom, TW8 9DN</w:t>
             </w:r>
-            <w:r>
-              <w:rPr>
-                <w:rFonts w:cstheme="minorHAnsi"/>
-              </w:rPr>
-              <w:t>}</w:t>
-            </w:r>
           </w:p>
         </w:tc>
       </w:tr>
@@ -1187,25 +1169,7 @@
                 <w:b w:val="0"/>
                 <w:bCs w:val="0"/>
               </w:rPr>
-              <w:t xml:space="preserve">Revenue </w:t>
-            </w:r>
-            <w:proofErr w:type="spellStart"/>
-            <w:r>
-              <w:rPr>
-                <w:rFonts w:cstheme="minorHAnsi"/>
-                <w:b w:val="0"/>
-                <w:bCs w:val="0"/>
-              </w:rPr>
-              <w:t>Youtube</w:t>
-            </w:r>
-            <w:proofErr w:type="spellEnd"/>
-            <w:r>
-              <w:rPr>
-                <w:rFonts w:cstheme="minorHAnsi"/>
-                <w:b w:val="0"/>
-                <w:bCs w:val="0"/>
-              </w:rPr>
-              <w:t xml:space="preserve"> MM/YYYY</w:t>
+              <w:t>Revenue Youtube MM/YYYY</w:t>
             </w:r>
           </w:p>
         </w:tc>

--- a/public/preview/template-user.docx
+++ b/public/preview/template-user.docx
@@ -383,6 +383,7 @@
                 <w:bCs w:val="0"/>
               </w:rPr>
             </w:pPr>
+            <w:proofErr w:type="spellStart"/>
             <w:r>
               <w:rPr>
                 <w:rFonts w:cstheme="minorHAnsi"/>
@@ -391,6 +392,7 @@
               </w:rPr>
               <w:t>ZipCode</w:t>
             </w:r>
+            <w:proofErr w:type="spellEnd"/>
             <w:r>
               <w:rPr>
                 <w:rFonts w:cstheme="minorHAnsi"/>
@@ -608,13 +610,23 @@
                 <w:bCs w:val="0"/>
               </w:rPr>
             </w:pPr>
-            <w:r>
-              <w:rPr>
-                <w:rFonts w:cstheme="minorHAnsi"/>
-                <w:b w:val="0"/>
-                <w:bCs w:val="0"/>
-              </w:rPr>
-              <w:t>TaxID:</w:t>
+            <w:proofErr w:type="spellStart"/>
+            <w:r>
+              <w:rPr>
+                <w:rFonts w:cstheme="minorHAnsi"/>
+                <w:b w:val="0"/>
+                <w:bCs w:val="0"/>
+              </w:rPr>
+              <w:t>TaxId</w:t>
+            </w:r>
+            <w:proofErr w:type="spellEnd"/>
+            <w:r>
+              <w:rPr>
+                <w:rFonts w:cstheme="minorHAnsi"/>
+                <w:b w:val="0"/>
+                <w:bCs w:val="0"/>
+              </w:rPr>
+              <w:t>:</w:t>
             </w:r>
           </w:p>
         </w:tc>
@@ -711,8 +723,8 @@
         <w:tblLook w:val="04A0" w:firstRow="1" w:lastRow="0" w:firstColumn="1" w:lastColumn="0" w:noHBand="0" w:noVBand="1"/>
       </w:tblPr>
       <w:tblGrid>
-        <w:gridCol w:w="1525"/>
-        <w:gridCol w:w="5130"/>
+        <w:gridCol w:w="2645"/>
+        <w:gridCol w:w="4015"/>
       </w:tblGrid>
       <w:tr>
         <w:trPr>
@@ -722,7 +734,7 @@
         <w:tc>
           <w:tcPr>
             <w:cnfStyle w:val="001000000000" w:firstRow="0" w:lastRow="0" w:firstColumn="1" w:lastColumn="0" w:oddVBand="0" w:evenVBand="0" w:oddHBand="0" w:evenHBand="0" w:firstRowFirstColumn="0" w:firstRowLastColumn="0" w:lastRowFirstColumn="0" w:lastRowLastColumn="0"/>
-            <w:tcW w:w="6655" w:type="dxa"/>
+            <w:tcW w:w="6660" w:type="dxa"/>
             <w:gridSpan w:val="2"/>
             <w:tcBorders>
               <w:top w:val="nil"/>
@@ -757,7 +769,7 @@
         <w:tc>
           <w:tcPr>
             <w:cnfStyle w:val="001000000000" w:firstRow="0" w:lastRow="0" w:firstColumn="1" w:lastColumn="0" w:oddVBand="0" w:evenVBand="0" w:oddHBand="0" w:evenHBand="0" w:firstRowFirstColumn="0" w:firstRowLastColumn="0" w:lastRowFirstColumn="0" w:lastRowLastColumn="0"/>
-            <w:tcW w:w="6655" w:type="dxa"/>
+            <w:tcW w:w="6660" w:type="dxa"/>
             <w:gridSpan w:val="2"/>
             <w:tcBorders>
               <w:top w:val="nil"/>
@@ -787,7 +799,7 @@
         <w:tc>
           <w:tcPr>
             <w:cnfStyle w:val="001000000000" w:firstRow="0" w:lastRow="0" w:firstColumn="1" w:lastColumn="0" w:oddVBand="0" w:evenVBand="0" w:oddHBand="0" w:evenHBand="0" w:firstRowFirstColumn="0" w:firstRowLastColumn="0" w:lastRowFirstColumn="0" w:lastRowLastColumn="0"/>
-            <w:tcW w:w="1525" w:type="dxa"/>
+            <w:tcW w:w="2645" w:type="dxa"/>
             <w:tcBorders>
               <w:top w:val="nil"/>
               <w:left w:val="nil"/>
@@ -823,7 +835,7 @@
         </w:tc>
         <w:tc>
           <w:tcPr>
-            <w:tcW w:w="5130" w:type="dxa"/>
+            <w:tcW w:w="4015" w:type="dxa"/>
             <w:tcBorders>
               <w:top w:val="nil"/>
               <w:left w:val="nil"/>
@@ -856,7 +868,7 @@
         <w:tc>
           <w:tcPr>
             <w:cnfStyle w:val="001000000000" w:firstRow="0" w:lastRow="0" w:firstColumn="1" w:lastColumn="0" w:oddVBand="0" w:evenVBand="0" w:oddHBand="0" w:evenHBand="0" w:firstRowFirstColumn="0" w:firstRowLastColumn="0" w:lastRowFirstColumn="0" w:lastRowLastColumn="0"/>
-            <w:tcW w:w="1525" w:type="dxa"/>
+            <w:tcW w:w="2645" w:type="dxa"/>
             <w:tcBorders>
               <w:top w:val="nil"/>
               <w:left w:val="nil"/>
@@ -908,7 +920,7 @@
         </w:tc>
         <w:tc>
           <w:tcPr>
-            <w:tcW w:w="5130" w:type="dxa"/>
+            <w:tcW w:w="4015" w:type="dxa"/>
             <w:tcBorders>
               <w:top w:val="nil"/>
               <w:left w:val="nil"/>
@@ -938,7 +950,7 @@
         <w:tc>
           <w:tcPr>
             <w:cnfStyle w:val="001000000000" w:firstRow="0" w:lastRow="0" w:firstColumn="1" w:lastColumn="0" w:oddVBand="0" w:evenVBand="0" w:oddHBand="0" w:evenHBand="0" w:firstRowFirstColumn="0" w:firstRowLastColumn="0" w:lastRowFirstColumn="0" w:lastRowLastColumn="0"/>
-            <w:tcW w:w="1525" w:type="dxa"/>
+            <w:tcW w:w="2645" w:type="dxa"/>
             <w:tcBorders>
               <w:top w:val="nil"/>
               <w:left w:val="nil"/>
@@ -974,7 +986,7 @@
         </w:tc>
         <w:tc>
           <w:tcPr>
-            <w:tcW w:w="5130" w:type="dxa"/>
+            <w:tcW w:w="4015" w:type="dxa"/>
             <w:tcBorders>
               <w:top w:val="nil"/>
               <w:left w:val="nil"/>
@@ -1007,29 +1019,29 @@
         <w:tc>
           <w:tcPr>
             <w:cnfStyle w:val="001000000000" w:firstRow="0" w:lastRow="0" w:firstColumn="1" w:lastColumn="0" w:oddVBand="0" w:evenVBand="0" w:oddHBand="0" w:evenHBand="0" w:firstRowFirstColumn="0" w:firstRowLastColumn="0" w:lastRowFirstColumn="0" w:lastRowLastColumn="0"/>
-            <w:tcW w:w="1525" w:type="dxa"/>
-            <w:tcBorders>
-              <w:top w:val="nil"/>
-              <w:left w:val="nil"/>
-              <w:bottom w:val="nil"/>
-              <w:right w:val="nil"/>
-            </w:tcBorders>
-            <w:shd w:val="clear" w:color="auto" w:fill="FFFFFF" w:themeFill="background1"/>
-          </w:tcPr>
-          <w:p>
-            <w:pPr>
-              <w:spacing w:before="20" w:after="20"/>
-              <w:rPr>
-                <w:rFonts w:cstheme="minorHAnsi"/>
-                <w:b w:val="0"/>
-                <w:bCs w:val="0"/>
-              </w:rPr>
-            </w:pPr>
-          </w:p>
-        </w:tc>
-        <w:tc>
-          <w:tcPr>
-            <w:tcW w:w="5130" w:type="dxa"/>
+            <w:tcW w:w="2645" w:type="dxa"/>
+            <w:tcBorders>
+              <w:top w:val="nil"/>
+              <w:left w:val="nil"/>
+              <w:bottom w:val="nil"/>
+              <w:right w:val="nil"/>
+            </w:tcBorders>
+            <w:shd w:val="clear" w:color="auto" w:fill="FFFFFF" w:themeFill="background1"/>
+          </w:tcPr>
+          <w:p>
+            <w:pPr>
+              <w:spacing w:before="20" w:after="20"/>
+              <w:rPr>
+                <w:rFonts w:cstheme="minorHAnsi"/>
+                <w:b w:val="0"/>
+                <w:bCs w:val="0"/>
+              </w:rPr>
+            </w:pPr>
+          </w:p>
+        </w:tc>
+        <w:tc>
+          <w:tcPr>
+            <w:tcW w:w="4015" w:type="dxa"/>
             <w:tcBorders>
               <w:top w:val="nil"/>
               <w:left w:val="nil"/>
@@ -1169,7 +1181,25 @@
                 <w:b w:val="0"/>
                 <w:bCs w:val="0"/>
               </w:rPr>
-              <w:t>Revenue Youtube MM/YYYY</w:t>
+              <w:t xml:space="preserve">Revenue </w:t>
+            </w:r>
+            <w:proofErr w:type="spellStart"/>
+            <w:r>
+              <w:rPr>
+                <w:rFonts w:cstheme="minorHAnsi"/>
+                <w:b w:val="0"/>
+                <w:bCs w:val="0"/>
+              </w:rPr>
+              <w:t>Youtube</w:t>
+            </w:r>
+            <w:proofErr w:type="spellEnd"/>
+            <w:r>
+              <w:rPr>
+                <w:rFonts w:cstheme="minorHAnsi"/>
+                <w:b w:val="0"/>
+                <w:bCs w:val="0"/>
+              </w:rPr>
+              <w:t xml:space="preserve"> MM/YYYY</w:t>
             </w:r>
           </w:p>
         </w:tc>
@@ -1490,14 +1520,6 @@
               </w:rPr>
               <w:t>:</w:t>
             </w:r>
-            <w:r>
-              <w:rPr>
-                <w:rFonts w:cstheme="minorHAnsi"/>
-                <w:b w:val="0"/>
-                <w:bCs w:val="0"/>
-              </w:rPr>
-              <w:t xml:space="preserve"> </w:t>
-            </w:r>
           </w:p>
         </w:tc>
         <w:tc>
@@ -1682,23 +1704,7 @@
                 <w:b w:val="0"/>
                 <w:bCs w:val="0"/>
               </w:rPr>
-              <w:t>Routi</w:t>
-            </w:r>
-            <w:r>
-              <w:rPr>
-                <w:rFonts w:cstheme="minorHAnsi"/>
-                <w:b w:val="0"/>
-                <w:bCs w:val="0"/>
-              </w:rPr>
-              <w:t>ng number</w:t>
-            </w:r>
-            <w:r>
-              <w:rPr>
-                <w:rFonts w:cstheme="minorHAnsi"/>
-                <w:b w:val="0"/>
-                <w:bCs w:val="0"/>
-              </w:rPr>
-              <w:t>:</w:t>
+              <w:t>Routing number:</w:t>
             </w:r>
           </w:p>
         </w:tc>
@@ -1908,11 +1914,44 @@
                 <w:rFonts w:eastAsia="Times New Roman" w:cstheme="minorHAnsi"/>
                 <w:b/>
                 <w:bCs/>
+              </w:rPr>
+            </w:pPr>
+            <w:r>
+              <w:rPr>
+                <w:rFonts w:eastAsia="Times New Roman" w:cstheme="minorHAnsi"/>
+                <w:b/>
+                <w:bCs/>
+              </w:rPr>
+              <w:t>Signature</w:t>
+            </w:r>
+          </w:p>
+        </w:tc>
+      </w:tr>
+      <w:tr>
+        <w:tc>
+          <w:tcPr>
+            <w:tcW w:w="5760" w:type="dxa"/>
+          </w:tcPr>
+          <w:p>
+            <w:pPr>
+              <w:jc w:val="center"/>
+              <w:rPr>
+                <w:rFonts w:ascii="Trebuchet MS" w:eastAsia="Times New Roman" w:hAnsi="Trebuchet MS" w:cs="Times New Roman"/>
+                <w:b/>
+                <w:bCs/>
                 <w:sz w:val="20"/>
                 <w:szCs w:val="20"/>
               </w:rPr>
             </w:pPr>
-            <w:r>
+          </w:p>
+        </w:tc>
+        <w:tc>
+          <w:tcPr>
+            <w:tcW w:w="3595" w:type="dxa"/>
+          </w:tcPr>
+          <w:p>
+            <w:pPr>
+              <w:jc w:val="center"/>
               <w:rPr>
                 <w:rFonts w:eastAsia="Times New Roman" w:cstheme="minorHAnsi"/>
                 <w:b/>
@@ -1920,8 +1959,7 @@
                 <w:sz w:val="20"/>
                 <w:szCs w:val="20"/>
               </w:rPr>
-              <w:t>Signature</w:t>
-            </w:r>
+            </w:pPr>
           </w:p>
         </w:tc>
       </w:tr>
@@ -1949,41 +1987,7 @@
           </w:tcPr>
           <w:p>
             <w:pPr>
-              <w:rPr>
-                <w:rFonts w:eastAsia="Times New Roman" w:cstheme="minorHAnsi"/>
-                <w:b/>
-                <w:bCs/>
-                <w:sz w:val="20"/>
-                <w:szCs w:val="20"/>
-              </w:rPr>
-            </w:pPr>
-          </w:p>
-        </w:tc>
-      </w:tr>
-      <w:tr>
-        <w:tc>
-          <w:tcPr>
-            <w:tcW w:w="5760" w:type="dxa"/>
-          </w:tcPr>
-          <w:p>
-            <w:pPr>
               <w:jc w:val="center"/>
-              <w:rPr>
-                <w:rFonts w:ascii="Trebuchet MS" w:eastAsia="Times New Roman" w:hAnsi="Trebuchet MS" w:cs="Times New Roman"/>
-                <w:b/>
-                <w:bCs/>
-                <w:sz w:val="20"/>
-                <w:szCs w:val="20"/>
-              </w:rPr>
-            </w:pPr>
-          </w:p>
-        </w:tc>
-        <w:tc>
-          <w:tcPr>
-            <w:tcW w:w="3595" w:type="dxa"/>
-          </w:tcPr>
-          <w:p>
-            <w:pPr>
               <w:rPr>
                 <w:rFonts w:eastAsia="Times New Roman" w:cstheme="minorHAnsi"/>
                 <w:b/>

--- a/public/preview/template-user.docx
+++ b/public/preview/template-user.docx
@@ -383,7 +383,6 @@
                 <w:bCs w:val="0"/>
               </w:rPr>
             </w:pPr>
-            <w:proofErr w:type="spellStart"/>
             <w:r>
               <w:rPr>
                 <w:rFonts w:cstheme="minorHAnsi"/>
@@ -392,7 +391,6 @@
               </w:rPr>
               <w:t>ZipCode</w:t>
             </w:r>
-            <w:proofErr w:type="spellEnd"/>
             <w:r>
               <w:rPr>
                 <w:rFonts w:cstheme="minorHAnsi"/>
@@ -610,16 +608,22 @@
                 <w:bCs w:val="0"/>
               </w:rPr>
             </w:pPr>
-            <w:proofErr w:type="spellStart"/>
-            <w:r>
-              <w:rPr>
-                <w:rFonts w:cstheme="minorHAnsi"/>
-                <w:b w:val="0"/>
-                <w:bCs w:val="0"/>
-              </w:rPr>
-              <w:t>TaxId</w:t>
-            </w:r>
-            <w:proofErr w:type="spellEnd"/>
+            <w:r>
+              <w:rPr>
+                <w:rFonts w:cstheme="minorHAnsi"/>
+                <w:b w:val="0"/>
+                <w:bCs w:val="0"/>
+              </w:rPr>
+              <w:t>Tax</w:t>
+            </w:r>
+            <w:r>
+              <w:rPr>
+                <w:rFonts w:cstheme="minorHAnsi"/>
+                <w:b w:val="0"/>
+                <w:bCs w:val="0"/>
+              </w:rPr>
+              <w:t xml:space="preserve"> ID</w:t>
+            </w:r>
             <w:r>
               <w:rPr>
                 <w:rFonts w:cstheme="minorHAnsi"/>
@@ -1181,25 +1185,7 @@
                 <w:b w:val="0"/>
                 <w:bCs w:val="0"/>
               </w:rPr>
-              <w:t xml:space="preserve">Revenue </w:t>
-            </w:r>
-            <w:proofErr w:type="spellStart"/>
-            <w:r>
-              <w:rPr>
-                <w:rFonts w:cstheme="minorHAnsi"/>
-                <w:b w:val="0"/>
-                <w:bCs w:val="0"/>
-              </w:rPr>
-              <w:t>Youtube</w:t>
-            </w:r>
-            <w:proofErr w:type="spellEnd"/>
-            <w:r>
-              <w:rPr>
-                <w:rFonts w:cstheme="minorHAnsi"/>
-                <w:b w:val="0"/>
-                <w:bCs w:val="0"/>
-              </w:rPr>
-              <w:t xml:space="preserve"> MM/YYYY</w:t>
+              <w:t>Revenue Youtube MM/YYYY</w:t>
             </w:r>
           </w:p>
         </w:tc>

--- a/public/preview/template-user.docx
+++ b/public/preview/template-user.docx
@@ -52,22 +52,22 @@
         <w:tblLook w:val="04A0" w:firstRow="1" w:lastRow="0" w:firstColumn="1" w:lastColumn="0" w:noHBand="0" w:noVBand="1"/>
       </w:tblPr>
       <w:tblGrid>
-        <w:gridCol w:w="1530"/>
-        <w:gridCol w:w="5125"/>
-        <w:gridCol w:w="1080"/>
-        <w:gridCol w:w="2160"/>
+        <w:gridCol w:w="2700"/>
+        <w:gridCol w:w="4080"/>
+        <w:gridCol w:w="1057"/>
+        <w:gridCol w:w="2058"/>
       </w:tblGrid>
       <w:tr>
         <w:trPr>
           <w:gridAfter w:val="2"/>
           <w:cnfStyle w:val="100000000000" w:firstRow="1" w:lastRow="0" w:firstColumn="0" w:lastColumn="0" w:oddVBand="0" w:evenVBand="0" w:oddHBand="0" w:evenHBand="0" w:firstRowFirstColumn="0" w:firstRowLastColumn="0" w:lastRowFirstColumn="0" w:lastRowLastColumn="0"/>
-          <w:wAfter w:w="3240" w:type="dxa"/>
+          <w:wAfter w:w="3115" w:type="dxa"/>
           <w:trHeight w:val="368"/>
         </w:trPr>
         <w:tc>
           <w:tcPr>
             <w:cnfStyle w:val="001000000000" w:firstRow="0" w:lastRow="0" w:firstColumn="1" w:lastColumn="0" w:oddVBand="0" w:evenVBand="0" w:oddHBand="0" w:evenHBand="0" w:firstRowFirstColumn="0" w:firstRowLastColumn="0" w:lastRowFirstColumn="0" w:lastRowLastColumn="0"/>
-            <w:tcW w:w="6655" w:type="dxa"/>
+            <w:tcW w:w="6780" w:type="dxa"/>
             <w:gridSpan w:val="2"/>
             <w:tcBorders>
               <w:top w:val="nil"/>
@@ -124,7 +124,7 @@
         <w:tc>
           <w:tcPr>
             <w:cnfStyle w:val="001000000000" w:firstRow="0" w:lastRow="0" w:firstColumn="1" w:lastColumn="0" w:oddVBand="0" w:evenVBand="0" w:oddHBand="0" w:evenHBand="0" w:firstRowFirstColumn="0" w:firstRowLastColumn="0" w:lastRowFirstColumn="0" w:lastRowLastColumn="0"/>
-            <w:tcW w:w="1530" w:type="dxa"/>
+            <w:tcW w:w="2700" w:type="dxa"/>
             <w:tcBorders>
               <w:top w:val="nil"/>
               <w:left w:val="nil"/>
@@ -154,7 +154,7 @@
         </w:tc>
         <w:tc>
           <w:tcPr>
-            <w:tcW w:w="5125" w:type="dxa"/>
+            <w:tcW w:w="4080" w:type="dxa"/>
             <w:tcBorders>
               <w:top w:val="nil"/>
               <w:left w:val="nil"/>
@@ -175,7 +175,7 @@
         </w:tc>
         <w:tc>
           <w:tcPr>
-            <w:tcW w:w="1080" w:type="dxa"/>
+            <w:tcW w:w="1057" w:type="dxa"/>
             <w:tcBorders>
               <w:top w:val="nil"/>
               <w:left w:val="nil"/>
@@ -206,7 +206,7 @@
         </w:tc>
         <w:tc>
           <w:tcPr>
-            <w:tcW w:w="2160" w:type="dxa"/>
+            <w:tcW w:w="2058" w:type="dxa"/>
             <w:tcBorders>
               <w:top w:val="nil"/>
               <w:left w:val="nil"/>
@@ -239,7 +239,7 @@
         <w:tc>
           <w:tcPr>
             <w:cnfStyle w:val="001000000000" w:firstRow="0" w:lastRow="0" w:firstColumn="1" w:lastColumn="0" w:oddVBand="0" w:evenVBand="0" w:oddHBand="0" w:evenHBand="0" w:firstRowFirstColumn="0" w:firstRowLastColumn="0" w:lastRowFirstColumn="0" w:lastRowLastColumn="0"/>
-            <w:tcW w:w="1530" w:type="dxa"/>
+            <w:tcW w:w="2700" w:type="dxa"/>
             <w:tcBorders>
               <w:top w:val="nil"/>
               <w:left w:val="nil"/>
@@ -277,7 +277,7 @@
         </w:tc>
         <w:tc>
           <w:tcPr>
-            <w:tcW w:w="5125" w:type="dxa"/>
+            <w:tcW w:w="4080" w:type="dxa"/>
             <w:tcBorders>
               <w:top w:val="nil"/>
               <w:left w:val="nil"/>
@@ -300,7 +300,7 @@
         </w:tc>
         <w:tc>
           <w:tcPr>
-            <w:tcW w:w="1080" w:type="dxa"/>
+            <w:tcW w:w="1057" w:type="dxa"/>
             <w:tcBorders>
               <w:top w:val="nil"/>
               <w:left w:val="nil"/>
@@ -331,7 +331,7 @@
         </w:tc>
         <w:tc>
           <w:tcPr>
-            <w:tcW w:w="2160" w:type="dxa"/>
+            <w:tcW w:w="2058" w:type="dxa"/>
             <w:tcBorders>
               <w:top w:val="nil"/>
               <w:left w:val="nil"/>
@@ -365,24 +365,25 @@
         <w:tc>
           <w:tcPr>
             <w:cnfStyle w:val="001000000000" w:firstRow="0" w:lastRow="0" w:firstColumn="1" w:lastColumn="0" w:oddVBand="0" w:evenVBand="0" w:oddHBand="0" w:evenHBand="0" w:firstRowFirstColumn="0" w:firstRowLastColumn="0" w:lastRowFirstColumn="0" w:lastRowLastColumn="0"/>
-            <w:tcW w:w="1530" w:type="dxa"/>
-            <w:tcBorders>
-              <w:top w:val="nil"/>
-              <w:left w:val="nil"/>
-              <w:bottom w:val="nil"/>
-              <w:right w:val="nil"/>
-            </w:tcBorders>
-            <w:shd w:val="clear" w:color="auto" w:fill="FFFFFF" w:themeFill="background1"/>
-          </w:tcPr>
-          <w:p>
-            <w:pPr>
-              <w:spacing w:before="20" w:after="20"/>
-              <w:rPr>
-                <w:rFonts w:cstheme="minorHAnsi"/>
-                <w:b w:val="0"/>
-                <w:bCs w:val="0"/>
-              </w:rPr>
-            </w:pPr>
+            <w:tcW w:w="2700" w:type="dxa"/>
+            <w:tcBorders>
+              <w:top w:val="nil"/>
+              <w:left w:val="nil"/>
+              <w:bottom w:val="nil"/>
+              <w:right w:val="nil"/>
+            </w:tcBorders>
+            <w:shd w:val="clear" w:color="auto" w:fill="FFFFFF" w:themeFill="background1"/>
+          </w:tcPr>
+          <w:p>
+            <w:pPr>
+              <w:spacing w:before="20" w:after="20"/>
+              <w:rPr>
+                <w:rFonts w:cstheme="minorHAnsi"/>
+                <w:b w:val="0"/>
+                <w:bCs w:val="0"/>
+              </w:rPr>
+            </w:pPr>
+            <w:proofErr w:type="spellStart"/>
             <w:r>
               <w:rPr>
                 <w:rFonts w:cstheme="minorHAnsi"/>
@@ -391,6 +392,7 @@
               </w:rPr>
               <w:t>ZipCode</w:t>
             </w:r>
+            <w:proofErr w:type="spellEnd"/>
             <w:r>
               <w:rPr>
                 <w:rFonts w:cstheme="minorHAnsi"/>
@@ -403,17 +405,20 @@
         </w:tc>
         <w:tc>
           <w:tcPr>
-            <w:tcW w:w="5125" w:type="dxa"/>
-            <w:tcBorders>
-              <w:top w:val="nil"/>
-              <w:left w:val="nil"/>
-              <w:bottom w:val="nil"/>
-              <w:right w:val="nil"/>
-            </w:tcBorders>
-            <w:shd w:val="clear" w:color="auto" w:fill="FFFFFF" w:themeFill="background1"/>
-          </w:tcPr>
-          <w:p>
-            <w:pPr>
+            <w:tcW w:w="4080" w:type="dxa"/>
+            <w:tcBorders>
+              <w:top w:val="nil"/>
+              <w:left w:val="nil"/>
+              <w:bottom w:val="nil"/>
+              <w:right w:val="nil"/>
+            </w:tcBorders>
+            <w:shd w:val="clear" w:color="auto" w:fill="FFFFFF" w:themeFill="background1"/>
+          </w:tcPr>
+          <w:p>
+            <w:pPr>
+              <w:tabs>
+                <w:tab w:val="left" w:pos="735"/>
+              </w:tabs>
               <w:spacing w:before="20" w:after="20"/>
               <w:cnfStyle w:val="000000100000" w:firstRow="0" w:lastRow="0" w:firstColumn="0" w:lastColumn="0" w:oddVBand="0" w:evenVBand="0" w:oddHBand="1" w:evenHBand="0" w:firstRowFirstColumn="0" w:firstRowLastColumn="0" w:lastRowFirstColumn="0" w:lastRowLastColumn="0"/>
               <w:rPr>
@@ -422,11 +427,17 @@
                 <w:bCs/>
               </w:rPr>
             </w:pPr>
-          </w:p>
-        </w:tc>
-        <w:tc>
-          <w:tcPr>
-            <w:tcW w:w="1080" w:type="dxa"/>
+            <w:r>
+              <w:rPr>
+                <w:rFonts w:cstheme="minorHAnsi"/>
+              </w:rPr>
+              <w:tab/>
+            </w:r>
+          </w:p>
+        </w:tc>
+        <w:tc>
+          <w:tcPr>
+            <w:tcW w:w="1057" w:type="dxa"/>
             <w:tcBorders>
               <w:top w:val="nil"/>
               <w:left w:val="nil"/>
@@ -449,7 +460,7 @@
         </w:tc>
         <w:tc>
           <w:tcPr>
-            <w:tcW w:w="2160" w:type="dxa"/>
+            <w:tcW w:w="2058" w:type="dxa"/>
             <w:tcBorders>
               <w:top w:val="nil"/>
               <w:left w:val="nil"/>
@@ -478,7 +489,7 @@
         <w:tc>
           <w:tcPr>
             <w:cnfStyle w:val="001000000000" w:firstRow="0" w:lastRow="0" w:firstColumn="1" w:lastColumn="0" w:oddVBand="0" w:evenVBand="0" w:oddHBand="0" w:evenHBand="0" w:firstRowFirstColumn="0" w:firstRowLastColumn="0" w:lastRowFirstColumn="0" w:lastRowLastColumn="0"/>
-            <w:tcW w:w="1530" w:type="dxa"/>
+            <w:tcW w:w="2700" w:type="dxa"/>
             <w:tcBorders>
               <w:top w:val="nil"/>
               <w:left w:val="nil"/>
@@ -514,7 +525,7 @@
         </w:tc>
         <w:tc>
           <w:tcPr>
-            <w:tcW w:w="5125" w:type="dxa"/>
+            <w:tcW w:w="4080" w:type="dxa"/>
             <w:tcBorders>
               <w:top w:val="nil"/>
               <w:left w:val="nil"/>
@@ -537,7 +548,7 @@
         </w:tc>
         <w:tc>
           <w:tcPr>
-            <w:tcW w:w="1080" w:type="dxa"/>
+            <w:tcW w:w="1057" w:type="dxa"/>
             <w:tcBorders>
               <w:top w:val="nil"/>
               <w:left w:val="nil"/>
@@ -560,7 +571,7 @@
         </w:tc>
         <w:tc>
           <w:tcPr>
-            <w:tcW w:w="2160" w:type="dxa"/>
+            <w:tcW w:w="2058" w:type="dxa"/>
             <w:tcBorders>
               <w:top w:val="nil"/>
               <w:left w:val="nil"/>
@@ -590,7 +601,7 @@
         <w:tc>
           <w:tcPr>
             <w:cnfStyle w:val="001000000000" w:firstRow="0" w:lastRow="0" w:firstColumn="1" w:lastColumn="0" w:oddVBand="0" w:evenVBand="0" w:oddHBand="0" w:evenHBand="0" w:firstRowFirstColumn="0" w:firstRowLastColumn="0" w:lastRowFirstColumn="0" w:lastRowLastColumn="0"/>
-            <w:tcW w:w="1530" w:type="dxa"/>
+            <w:tcW w:w="2700" w:type="dxa"/>
             <w:tcBorders>
               <w:top w:val="nil"/>
               <w:left w:val="nil"/>
@@ -636,7 +647,7 @@
         </w:tc>
         <w:tc>
           <w:tcPr>
-            <w:tcW w:w="5125" w:type="dxa"/>
+            <w:tcW w:w="4080" w:type="dxa"/>
             <w:tcBorders>
               <w:top w:val="nil"/>
               <w:left w:val="nil"/>
@@ -659,7 +670,7 @@
         </w:tc>
         <w:tc>
           <w:tcPr>
-            <w:tcW w:w="1080" w:type="dxa"/>
+            <w:tcW w:w="1057" w:type="dxa"/>
             <w:tcBorders>
               <w:top w:val="nil"/>
               <w:left w:val="nil"/>
@@ -682,7 +693,7 @@
         </w:tc>
         <w:tc>
           <w:tcPr>
-            <w:tcW w:w="2160" w:type="dxa"/>
+            <w:tcW w:w="2058" w:type="dxa"/>
             <w:tcBorders>
               <w:top w:val="nil"/>
               <w:left w:val="nil"/>
@@ -1041,6 +1052,14 @@
                 <w:bCs w:val="0"/>
               </w:rPr>
             </w:pPr>
+            <w:r>
+              <w:rPr>
+                <w:rFonts w:cstheme="minorHAnsi"/>
+                <w:b w:val="0"/>
+                <w:bCs w:val="0"/>
+              </w:rPr>
+              <w:t>PO</w:t>
+            </w:r>
           </w:p>
         </w:tc>
         <w:tc>
@@ -1185,7 +1204,25 @@
                 <w:b w:val="0"/>
                 <w:bCs w:val="0"/>
               </w:rPr>
-              <w:t>Revenue Youtube MM/YYYY</w:t>
+              <w:t xml:space="preserve">Revenue </w:t>
+            </w:r>
+            <w:proofErr w:type="spellStart"/>
+            <w:r>
+              <w:rPr>
+                <w:rFonts w:cstheme="minorHAnsi"/>
+                <w:b w:val="0"/>
+                <w:bCs w:val="0"/>
+              </w:rPr>
+              <w:t>Youtube</w:t>
+            </w:r>
+            <w:proofErr w:type="spellEnd"/>
+            <w:r>
+              <w:rPr>
+                <w:rFonts w:cstheme="minorHAnsi"/>
+                <w:b w:val="0"/>
+                <w:bCs w:val="0"/>
+              </w:rPr>
+              <w:t xml:space="preserve"> MM/YYYY</w:t>
             </w:r>
           </w:p>
         </w:tc>
@@ -1365,8 +1402,8 @@
         <w:tblLook w:val="04A0" w:firstRow="1" w:lastRow="0" w:firstColumn="1" w:lastColumn="0" w:noHBand="0" w:noVBand="1"/>
       </w:tblPr>
       <w:tblGrid>
-        <w:gridCol w:w="2245"/>
-        <w:gridCol w:w="7115"/>
+        <w:gridCol w:w="2700"/>
+        <w:gridCol w:w="6660"/>
       </w:tblGrid>
       <w:tr>
         <w:trPr>
@@ -1411,7 +1448,7 @@
         <w:tc>
           <w:tcPr>
             <w:cnfStyle w:val="001000000000" w:firstRow="0" w:lastRow="0" w:firstColumn="1" w:lastColumn="0" w:oddVBand="0" w:evenVBand="0" w:oddHBand="0" w:evenHBand="0" w:firstRowFirstColumn="0" w:firstRowLastColumn="0" w:lastRowFirstColumn="0" w:lastRowLastColumn="0"/>
-            <w:tcW w:w="2245" w:type="dxa"/>
+            <w:tcW w:w="2700" w:type="dxa"/>
             <w:tcBorders>
               <w:top w:val="nil"/>
               <w:left w:val="nil"/>
@@ -1448,7 +1485,7 @@
         </w:tc>
         <w:tc>
           <w:tcPr>
-            <w:tcW w:w="7115" w:type="dxa"/>
+            <w:tcW w:w="6660" w:type="dxa"/>
             <w:tcBorders>
               <w:top w:val="nil"/>
               <w:left w:val="nil"/>
@@ -1473,7 +1510,7 @@
         <w:tc>
           <w:tcPr>
             <w:cnfStyle w:val="001000000000" w:firstRow="0" w:lastRow="0" w:firstColumn="1" w:lastColumn="0" w:oddVBand="0" w:evenVBand="0" w:oddHBand="0" w:evenHBand="0" w:firstRowFirstColumn="0" w:firstRowLastColumn="0" w:lastRowFirstColumn="0" w:lastRowLastColumn="0"/>
-            <w:tcW w:w="2245" w:type="dxa"/>
+            <w:tcW w:w="2700" w:type="dxa"/>
             <w:tcBorders>
               <w:top w:val="nil"/>
               <w:left w:val="nil"/>
@@ -1510,7 +1547,7 @@
         </w:tc>
         <w:tc>
           <w:tcPr>
-            <w:tcW w:w="7115" w:type="dxa"/>
+            <w:tcW w:w="6660" w:type="dxa"/>
             <w:tcBorders>
               <w:top w:val="nil"/>
               <w:left w:val="nil"/>
@@ -1538,7 +1575,7 @@
         <w:tc>
           <w:tcPr>
             <w:cnfStyle w:val="001000000000" w:firstRow="0" w:lastRow="0" w:firstColumn="1" w:lastColumn="0" w:oddVBand="0" w:evenVBand="0" w:oddHBand="0" w:evenHBand="0" w:firstRowFirstColumn="0" w:firstRowLastColumn="0" w:lastRowFirstColumn="0" w:lastRowLastColumn="0"/>
-            <w:tcW w:w="2245" w:type="dxa"/>
+            <w:tcW w:w="2700" w:type="dxa"/>
             <w:tcBorders>
               <w:top w:val="nil"/>
               <w:left w:val="nil"/>
@@ -1575,7 +1612,7 @@
         </w:tc>
         <w:tc>
           <w:tcPr>
-            <w:tcW w:w="7115" w:type="dxa"/>
+            <w:tcW w:w="6660" w:type="dxa"/>
             <w:tcBorders>
               <w:top w:val="nil"/>
               <w:left w:val="nil"/>
@@ -1600,7 +1637,7 @@
         <w:tc>
           <w:tcPr>
             <w:cnfStyle w:val="001000000000" w:firstRow="0" w:lastRow="0" w:firstColumn="1" w:lastColumn="0" w:oddVBand="0" w:evenVBand="0" w:oddHBand="0" w:evenHBand="0" w:firstRowFirstColumn="0" w:firstRowLastColumn="0" w:lastRowFirstColumn="0" w:lastRowLastColumn="0"/>
-            <w:tcW w:w="2245" w:type="dxa"/>
+            <w:tcW w:w="2700" w:type="dxa"/>
             <w:tcBorders>
               <w:top w:val="nil"/>
               <w:left w:val="nil"/>
@@ -1639,7 +1676,7 @@
         </w:tc>
         <w:tc>
           <w:tcPr>
-            <w:tcW w:w="7115" w:type="dxa"/>
+            <w:tcW w:w="6660" w:type="dxa"/>
             <w:tcBorders>
               <w:top w:val="nil"/>
               <w:left w:val="nil"/>
@@ -1667,7 +1704,7 @@
         <w:tc>
           <w:tcPr>
             <w:cnfStyle w:val="001000000000" w:firstRow="0" w:lastRow="0" w:firstColumn="1" w:lastColumn="0" w:oddVBand="0" w:evenVBand="0" w:oddHBand="0" w:evenHBand="0" w:firstRowFirstColumn="0" w:firstRowLastColumn="0" w:lastRowFirstColumn="0" w:lastRowLastColumn="0"/>
-            <w:tcW w:w="2245" w:type="dxa"/>
+            <w:tcW w:w="2700" w:type="dxa"/>
             <w:tcBorders>
               <w:top w:val="nil"/>
               <w:left w:val="nil"/>
@@ -1696,7 +1733,7 @@
         </w:tc>
         <w:tc>
           <w:tcPr>
-            <w:tcW w:w="7115" w:type="dxa"/>
+            <w:tcW w:w="6660" w:type="dxa"/>
             <w:tcBorders>
               <w:top w:val="nil"/>
               <w:left w:val="nil"/>
@@ -1721,7 +1758,7 @@
         <w:tc>
           <w:tcPr>
             <w:cnfStyle w:val="001000000000" w:firstRow="0" w:lastRow="0" w:firstColumn="1" w:lastColumn="0" w:oddVBand="0" w:evenVBand="0" w:oddHBand="0" w:evenHBand="0" w:firstRowFirstColumn="0" w:firstRowLastColumn="0" w:lastRowFirstColumn="0" w:lastRowLastColumn="0"/>
-            <w:tcW w:w="2245" w:type="dxa"/>
+            <w:tcW w:w="2700" w:type="dxa"/>
             <w:tcBorders>
               <w:top w:val="nil"/>
               <w:left w:val="nil"/>
@@ -1758,7 +1795,7 @@
         </w:tc>
         <w:tc>
           <w:tcPr>
-            <w:tcW w:w="7115" w:type="dxa"/>
+            <w:tcW w:w="6660" w:type="dxa"/>
             <w:tcBorders>
               <w:top w:val="nil"/>
               <w:left w:val="nil"/>
@@ -1786,7 +1823,7 @@
         <w:tc>
           <w:tcPr>
             <w:cnfStyle w:val="001000000000" w:firstRow="0" w:lastRow="0" w:firstColumn="1" w:lastColumn="0" w:oddVBand="0" w:evenVBand="0" w:oddHBand="0" w:evenHBand="0" w:firstRowFirstColumn="0" w:firstRowLastColumn="0" w:lastRowFirstColumn="0" w:lastRowLastColumn="0"/>
-            <w:tcW w:w="2245" w:type="dxa"/>
+            <w:tcW w:w="2700" w:type="dxa"/>
             <w:tcBorders>
               <w:top w:val="nil"/>
               <w:left w:val="nil"/>
@@ -1823,7 +1860,7 @@
         </w:tc>
         <w:tc>
           <w:tcPr>
-            <w:tcW w:w="7115" w:type="dxa"/>
+            <w:tcW w:w="6660" w:type="dxa"/>
             <w:tcBorders>
               <w:top w:val="nil"/>
               <w:left w:val="nil"/>

--- a/public/preview/template-user.docx
+++ b/public/preview/template-user.docx
@@ -1932,6 +1932,7 @@
           </w:tcPr>
           <w:p>
             <w:pPr>
+              <w:spacing w:line="360" w:lineRule="auto"/>
               <w:jc w:val="center"/>
               <w:rPr>
                 <w:rFonts w:eastAsia="Times New Roman" w:cstheme="minorHAnsi"/>
@@ -1974,6 +1975,7 @@
           </w:tcPr>
           <w:p>
             <w:pPr>
+              <w:spacing w:line="360" w:lineRule="auto"/>
               <w:jc w:val="center"/>
               <w:rPr>
                 <w:rFonts w:eastAsia="Times New Roman" w:cstheme="minorHAnsi"/>
@@ -2010,6 +2012,7 @@
           </w:tcPr>
           <w:p>
             <w:pPr>
+              <w:spacing w:line="360" w:lineRule="auto"/>
               <w:jc w:val="center"/>
               <w:rPr>
                 <w:rFonts w:eastAsia="Times New Roman" w:cstheme="minorHAnsi"/>

--- a/public/preview/template-user.docx
+++ b/public/preview/template-user.docx
@@ -32,12 +32,12 @@
         <w:tblW w:w="9895" w:type="dxa"/>
         <w:tblInd w:w="0" w:type="dxa"/>
         <w:tblBorders>
-          <w:top w:val="single" w:color="auto" w:sz="4" w:space="0"/>
-          <w:left w:val="single" w:color="auto" w:sz="4" w:space="0"/>
-          <w:bottom w:val="single" w:color="auto" w:sz="4" w:space="0"/>
-          <w:right w:val="single" w:color="auto" w:sz="4" w:space="0"/>
-          <w:insideH w:val="single" w:color="auto" w:sz="4" w:space="0"/>
-          <w:insideV w:val="single" w:color="auto" w:sz="4" w:space="0"/>
+          <w:top w:val="none" w:color="auto" w:sz="0" w:space="0"/>
+          <w:left w:val="none" w:color="auto" w:sz="0" w:space="0"/>
+          <w:bottom w:val="none" w:color="auto" w:sz="0" w:space="0"/>
+          <w:right w:val="none" w:color="auto" w:sz="0" w:space="0"/>
+          <w:insideH w:val="none" w:color="auto" w:sz="0" w:space="0"/>
+          <w:insideV w:val="none" w:color="auto" w:sz="0" w:space="0"/>
         </w:tblBorders>
         <w:tblLayout w:type="autofit"/>
         <w:tblCellMar>
@@ -56,12 +56,12 @@
       <w:tr>
         <w:tblPrEx>
           <w:tblBorders>
-            <w:top w:val="single" w:color="auto" w:sz="4" w:space="0"/>
-            <w:left w:val="single" w:color="auto" w:sz="4" w:space="0"/>
-            <w:bottom w:val="single" w:color="auto" w:sz="4" w:space="0"/>
-            <w:right w:val="single" w:color="auto" w:sz="4" w:space="0"/>
-            <w:insideH w:val="single" w:color="auto" w:sz="4" w:space="0"/>
-            <w:insideV w:val="single" w:color="auto" w:sz="4" w:space="0"/>
+            <w:top w:val="none" w:color="auto" w:sz="0" w:space="0"/>
+            <w:left w:val="none" w:color="auto" w:sz="0" w:space="0"/>
+            <w:bottom w:val="none" w:color="auto" w:sz="0" w:space="0"/>
+            <w:right w:val="none" w:color="auto" w:sz="0" w:space="0"/>
+            <w:insideH w:val="none" w:color="auto" w:sz="0" w:space="0"/>
+            <w:insideV w:val="none" w:color="auto" w:sz="0" w:space="0"/>
           </w:tblBorders>
           <w:tblCellMar>
             <w:top w:w="0" w:type="dxa"/>
@@ -79,12 +79,6 @@
           <w:tcPr>
             <w:tcW w:w="6780" w:type="dxa"/>
             <w:gridSpan w:val="2"/>
-            <w:tcBorders>
-              <w:top w:val="nil"/>
-              <w:left w:val="nil"/>
-              <w:bottom w:val="nil"/>
-              <w:right w:val="nil"/>
-            </w:tcBorders>
             <w:shd w:val="clear" w:color="auto" w:fill="2F5496" w:themeFill="accent1" w:themeFillShade="BF"/>
             <w:vAlign w:val="center"/>
           </w:tcPr>
@@ -123,12 +117,12 @@
       <w:tr>
         <w:tblPrEx>
           <w:tblBorders>
-            <w:top w:val="single" w:color="auto" w:sz="4" w:space="0"/>
-            <w:left w:val="single" w:color="auto" w:sz="4" w:space="0"/>
-            <w:bottom w:val="single" w:color="auto" w:sz="4" w:space="0"/>
-            <w:right w:val="single" w:color="auto" w:sz="4" w:space="0"/>
-            <w:insideH w:val="single" w:color="auto" w:sz="4" w:space="0"/>
-            <w:insideV w:val="single" w:color="auto" w:sz="4" w:space="0"/>
+            <w:top w:val="none" w:color="auto" w:sz="0" w:space="0"/>
+            <w:left w:val="none" w:color="auto" w:sz="0" w:space="0"/>
+            <w:bottom w:val="none" w:color="auto" w:sz="0" w:space="0"/>
+            <w:right w:val="none" w:color="auto" w:sz="0" w:space="0"/>
+            <w:insideH w:val="none" w:color="auto" w:sz="0" w:space="0"/>
+            <w:insideV w:val="none" w:color="auto" w:sz="0" w:space="0"/>
           </w:tblBorders>
           <w:tblCellMar>
             <w:top w:w="0" w:type="dxa"/>
@@ -143,12 +137,6 @@
         <w:tc>
           <w:tcPr>
             <w:tcW w:w="1923" w:type="dxa"/>
-            <w:tcBorders>
-              <w:top w:val="nil"/>
-              <w:left w:val="nil"/>
-              <w:bottom w:val="nil"/>
-              <w:right w:val="nil"/>
-            </w:tcBorders>
             <w:shd w:val="clear" w:color="auto" w:fill="FFFFFF" w:themeFill="background1"/>
           </w:tcPr>
           <w:p>
@@ -173,12 +161,6 @@
         <w:tc>
           <w:tcPr>
             <w:tcW w:w="4857" w:type="dxa"/>
-            <w:tcBorders>
-              <w:top w:val="nil"/>
-              <w:left w:val="nil"/>
-              <w:bottom w:val="nil"/>
-              <w:right w:val="nil"/>
-            </w:tcBorders>
             <w:shd w:val="clear" w:color="auto" w:fill="FFFFFF" w:themeFill="background1"/>
           </w:tcPr>
           <w:p>
@@ -193,12 +175,6 @@
         <w:tc>
           <w:tcPr>
             <w:tcW w:w="1057" w:type="dxa"/>
-            <w:tcBorders>
-              <w:top w:val="nil"/>
-              <w:left w:val="nil"/>
-              <w:bottom w:val="nil"/>
-              <w:right w:val="nil"/>
-            </w:tcBorders>
             <w:shd w:val="clear" w:color="auto" w:fill="FFFFFF" w:themeFill="background1"/>
           </w:tcPr>
           <w:p>
@@ -223,12 +199,6 @@
         <w:tc>
           <w:tcPr>
             <w:tcW w:w="2058" w:type="dxa"/>
-            <w:tcBorders>
-              <w:top w:val="nil"/>
-              <w:left w:val="nil"/>
-              <w:bottom w:val="nil"/>
-              <w:right w:val="nil"/>
-            </w:tcBorders>
             <w:shd w:val="clear" w:color="auto" w:fill="FFFFFF" w:themeFill="background1"/>
           </w:tcPr>
           <w:p>
@@ -250,12 +220,12 @@
       <w:tr>
         <w:tblPrEx>
           <w:tblBorders>
-            <w:top w:val="single" w:color="auto" w:sz="4" w:space="0"/>
-            <w:left w:val="single" w:color="auto" w:sz="4" w:space="0"/>
-            <w:bottom w:val="single" w:color="auto" w:sz="4" w:space="0"/>
-            <w:right w:val="single" w:color="auto" w:sz="4" w:space="0"/>
-            <w:insideH w:val="single" w:color="auto" w:sz="4" w:space="0"/>
-            <w:insideV w:val="single" w:color="auto" w:sz="4" w:space="0"/>
+            <w:top w:val="none" w:color="auto" w:sz="0" w:space="0"/>
+            <w:left w:val="none" w:color="auto" w:sz="0" w:space="0"/>
+            <w:bottom w:val="none" w:color="auto" w:sz="0" w:space="0"/>
+            <w:right w:val="none" w:color="auto" w:sz="0" w:space="0"/>
+            <w:insideH w:val="none" w:color="auto" w:sz="0" w:space="0"/>
+            <w:insideV w:val="none" w:color="auto" w:sz="0" w:space="0"/>
           </w:tblBorders>
           <w:tblCellMar>
             <w:top w:w="0" w:type="dxa"/>
@@ -270,12 +240,6 @@
         <w:tc>
           <w:tcPr>
             <w:tcW w:w="1923" w:type="dxa"/>
-            <w:tcBorders>
-              <w:top w:val="nil"/>
-              <w:left w:val="nil"/>
-              <w:bottom w:val="nil"/>
-              <w:right w:val="nil"/>
-            </w:tcBorders>
             <w:shd w:val="clear" w:color="auto" w:fill="FFFFFF" w:themeFill="background1"/>
           </w:tcPr>
           <w:p>
@@ -300,12 +264,6 @@
         <w:tc>
           <w:tcPr>
             <w:tcW w:w="4857" w:type="dxa"/>
-            <w:tcBorders>
-              <w:top w:val="nil"/>
-              <w:left w:val="nil"/>
-              <w:bottom w:val="nil"/>
-              <w:right w:val="nil"/>
-            </w:tcBorders>
             <w:shd w:val="clear" w:color="auto" w:fill="FFFFFF" w:themeFill="background1"/>
           </w:tcPr>
           <w:p>
@@ -322,12 +280,6 @@
         <w:tc>
           <w:tcPr>
             <w:tcW w:w="1057" w:type="dxa"/>
-            <w:tcBorders>
-              <w:top w:val="nil"/>
-              <w:left w:val="nil"/>
-              <w:bottom w:val="nil"/>
-              <w:right w:val="nil"/>
-            </w:tcBorders>
             <w:shd w:val="clear" w:color="auto" w:fill="FFFFFF" w:themeFill="background1"/>
           </w:tcPr>
           <w:p>
@@ -352,12 +304,6 @@
         <w:tc>
           <w:tcPr>
             <w:tcW w:w="2058" w:type="dxa"/>
-            <w:tcBorders>
-              <w:top w:val="nil"/>
-              <w:left w:val="nil"/>
-              <w:bottom w:val="nil"/>
-              <w:right w:val="nil"/>
-            </w:tcBorders>
             <w:shd w:val="clear" w:color="auto" w:fill="FFFFFF" w:themeFill="background1"/>
           </w:tcPr>
           <w:p>
@@ -379,12 +325,12 @@
       <w:tr>
         <w:tblPrEx>
           <w:tblBorders>
-            <w:top w:val="single" w:color="auto" w:sz="4" w:space="0"/>
-            <w:left w:val="single" w:color="auto" w:sz="4" w:space="0"/>
-            <w:bottom w:val="single" w:color="auto" w:sz="4" w:space="0"/>
-            <w:right w:val="single" w:color="auto" w:sz="4" w:space="0"/>
-            <w:insideH w:val="single" w:color="auto" w:sz="4" w:space="0"/>
-            <w:insideV w:val="single" w:color="auto" w:sz="4" w:space="0"/>
+            <w:top w:val="none" w:color="auto" w:sz="0" w:space="0"/>
+            <w:left w:val="none" w:color="auto" w:sz="0" w:space="0"/>
+            <w:bottom w:val="none" w:color="auto" w:sz="0" w:space="0"/>
+            <w:right w:val="none" w:color="auto" w:sz="0" w:space="0"/>
+            <w:insideH w:val="none" w:color="auto" w:sz="0" w:space="0"/>
+            <w:insideV w:val="none" w:color="auto" w:sz="0" w:space="0"/>
           </w:tblBorders>
           <w:tblCellMar>
             <w:top w:w="0" w:type="dxa"/>
@@ -399,12 +345,6 @@
         <w:tc>
           <w:tcPr>
             <w:tcW w:w="1923" w:type="dxa"/>
-            <w:tcBorders>
-              <w:top w:val="nil"/>
-              <w:left w:val="nil"/>
-              <w:bottom w:val="nil"/>
-              <w:right w:val="nil"/>
-            </w:tcBorders>
             <w:shd w:val="clear" w:color="auto" w:fill="FFFFFF" w:themeFill="background1"/>
           </w:tcPr>
           <w:p>
@@ -429,12 +369,6 @@
         <w:tc>
           <w:tcPr>
             <w:tcW w:w="4857" w:type="dxa"/>
-            <w:tcBorders>
-              <w:top w:val="nil"/>
-              <w:left w:val="nil"/>
-              <w:bottom w:val="nil"/>
-              <w:right w:val="nil"/>
-            </w:tcBorders>
             <w:shd w:val="clear" w:color="auto" w:fill="FFFFFF" w:themeFill="background1"/>
           </w:tcPr>
           <w:p>
@@ -460,12 +394,6 @@
         <w:tc>
           <w:tcPr>
             <w:tcW w:w="1057" w:type="dxa"/>
-            <w:tcBorders>
-              <w:top w:val="nil"/>
-              <w:left w:val="nil"/>
-              <w:bottom w:val="nil"/>
-              <w:right w:val="nil"/>
-            </w:tcBorders>
             <w:shd w:val="clear" w:color="auto" w:fill="FFFFFF" w:themeFill="background1"/>
           </w:tcPr>
           <w:p>
@@ -482,12 +410,6 @@
         <w:tc>
           <w:tcPr>
             <w:tcW w:w="2058" w:type="dxa"/>
-            <w:tcBorders>
-              <w:top w:val="nil"/>
-              <w:left w:val="nil"/>
-              <w:bottom w:val="nil"/>
-              <w:right w:val="nil"/>
-            </w:tcBorders>
             <w:shd w:val="clear" w:color="auto" w:fill="FFFFFF" w:themeFill="background1"/>
           </w:tcPr>
           <w:p>
@@ -505,12 +427,12 @@
       <w:tr>
         <w:tblPrEx>
           <w:tblBorders>
-            <w:top w:val="single" w:color="auto" w:sz="4" w:space="0"/>
-            <w:left w:val="single" w:color="auto" w:sz="4" w:space="0"/>
-            <w:bottom w:val="single" w:color="auto" w:sz="4" w:space="0"/>
-            <w:right w:val="single" w:color="auto" w:sz="4" w:space="0"/>
-            <w:insideH w:val="single" w:color="auto" w:sz="4" w:space="0"/>
-            <w:insideV w:val="single" w:color="auto" w:sz="4" w:space="0"/>
+            <w:top w:val="none" w:color="auto" w:sz="0" w:space="0"/>
+            <w:left w:val="none" w:color="auto" w:sz="0" w:space="0"/>
+            <w:bottom w:val="none" w:color="auto" w:sz="0" w:space="0"/>
+            <w:right w:val="none" w:color="auto" w:sz="0" w:space="0"/>
+            <w:insideH w:val="none" w:color="auto" w:sz="0" w:space="0"/>
+            <w:insideV w:val="none" w:color="auto" w:sz="0" w:space="0"/>
           </w:tblBorders>
           <w:tblCellMar>
             <w:top w:w="0" w:type="dxa"/>
@@ -525,12 +447,6 @@
         <w:tc>
           <w:tcPr>
             <w:tcW w:w="1923" w:type="dxa"/>
-            <w:tcBorders>
-              <w:top w:val="nil"/>
-              <w:left w:val="nil"/>
-              <w:bottom w:val="nil"/>
-              <w:right w:val="nil"/>
-            </w:tcBorders>
             <w:shd w:val="clear" w:color="auto" w:fill="FFFFFF" w:themeFill="background1"/>
           </w:tcPr>
           <w:p>
@@ -555,12 +471,6 @@
         <w:tc>
           <w:tcPr>
             <w:tcW w:w="4857" w:type="dxa"/>
-            <w:tcBorders>
-              <w:top w:val="nil"/>
-              <w:left w:val="nil"/>
-              <w:bottom w:val="nil"/>
-              <w:right w:val="nil"/>
-            </w:tcBorders>
             <w:shd w:val="clear" w:color="auto" w:fill="FFFFFF" w:themeFill="background1"/>
           </w:tcPr>
           <w:p>
@@ -577,12 +487,6 @@
         <w:tc>
           <w:tcPr>
             <w:tcW w:w="1057" w:type="dxa"/>
-            <w:tcBorders>
-              <w:top w:val="nil"/>
-              <w:left w:val="nil"/>
-              <w:bottom w:val="nil"/>
-              <w:right w:val="nil"/>
-            </w:tcBorders>
             <w:shd w:val="clear" w:color="auto" w:fill="FFFFFF" w:themeFill="background1"/>
           </w:tcPr>
           <w:p>
@@ -599,12 +503,6 @@
         <w:tc>
           <w:tcPr>
             <w:tcW w:w="2058" w:type="dxa"/>
-            <w:tcBorders>
-              <w:top w:val="nil"/>
-              <w:left w:val="nil"/>
-              <w:bottom w:val="nil"/>
-              <w:right w:val="nil"/>
-            </w:tcBorders>
             <w:shd w:val="clear" w:color="auto" w:fill="FFFFFF" w:themeFill="background1"/>
           </w:tcPr>
           <w:p>
@@ -622,12 +520,12 @@
       <w:tr>
         <w:tblPrEx>
           <w:tblBorders>
-            <w:top w:val="single" w:color="auto" w:sz="4" w:space="0"/>
-            <w:left w:val="single" w:color="auto" w:sz="4" w:space="0"/>
-            <w:bottom w:val="single" w:color="auto" w:sz="4" w:space="0"/>
-            <w:right w:val="single" w:color="auto" w:sz="4" w:space="0"/>
-            <w:insideH w:val="single" w:color="auto" w:sz="4" w:space="0"/>
-            <w:insideV w:val="single" w:color="auto" w:sz="4" w:space="0"/>
+            <w:top w:val="none" w:color="auto" w:sz="0" w:space="0"/>
+            <w:left w:val="none" w:color="auto" w:sz="0" w:space="0"/>
+            <w:bottom w:val="none" w:color="auto" w:sz="0" w:space="0"/>
+            <w:right w:val="none" w:color="auto" w:sz="0" w:space="0"/>
+            <w:insideH w:val="none" w:color="auto" w:sz="0" w:space="0"/>
+            <w:insideV w:val="none" w:color="auto" w:sz="0" w:space="0"/>
           </w:tblBorders>
           <w:tblCellMar>
             <w:top w:w="0" w:type="dxa"/>
@@ -642,12 +540,6 @@
         <w:tc>
           <w:tcPr>
             <w:tcW w:w="1923" w:type="dxa"/>
-            <w:tcBorders>
-              <w:top w:val="nil"/>
-              <w:left w:val="nil"/>
-              <w:bottom w:val="nil"/>
-              <w:right w:val="nil"/>
-            </w:tcBorders>
             <w:shd w:val="clear" w:color="auto" w:fill="FFFFFF" w:themeFill="background1"/>
           </w:tcPr>
           <w:p>
@@ -672,12 +564,6 @@
         <w:tc>
           <w:tcPr>
             <w:tcW w:w="4857" w:type="dxa"/>
-            <w:tcBorders>
-              <w:top w:val="nil"/>
-              <w:left w:val="nil"/>
-              <w:bottom w:val="nil"/>
-              <w:right w:val="nil"/>
-            </w:tcBorders>
             <w:shd w:val="clear" w:color="auto" w:fill="FFFFFF" w:themeFill="background1"/>
           </w:tcPr>
           <w:p>
@@ -694,12 +580,6 @@
         <w:tc>
           <w:tcPr>
             <w:tcW w:w="1057" w:type="dxa"/>
-            <w:tcBorders>
-              <w:top w:val="nil"/>
-              <w:left w:val="nil"/>
-              <w:bottom w:val="nil"/>
-              <w:right w:val="nil"/>
-            </w:tcBorders>
             <w:shd w:val="clear" w:color="auto" w:fill="FFFFFF" w:themeFill="background1"/>
           </w:tcPr>
           <w:p>
@@ -716,12 +596,6 @@
         <w:tc>
           <w:tcPr>
             <w:tcW w:w="2058" w:type="dxa"/>
-            <w:tcBorders>
-              <w:top w:val="nil"/>
-              <w:left w:val="nil"/>
-              <w:bottom w:val="nil"/>
-              <w:right w:val="nil"/>
-            </w:tcBorders>
             <w:shd w:val="clear" w:color="auto" w:fill="FFFFFF" w:themeFill="background1"/>
           </w:tcPr>
           <w:p>
@@ -2193,12 +2067,6 @@
             <w:insideH w:val="none" w:color="auto" w:sz="0" w:space="0"/>
             <w:insideV w:val="none" w:color="auto" w:sz="0" w:space="0"/>
           </w:tblBorders>
-          <w:tblCellMar>
-            <w:top w:w="0" w:type="dxa"/>
-            <w:left w:w="108" w:type="dxa"/>
-            <w:bottom w:w="0" w:type="dxa"/>
-            <w:right w:w="108" w:type="dxa"/>
-          </w:tblCellMar>
         </w:tblPrEx>
         <w:tc>
           <w:tcPr>

--- a/public/preview/template-user.docx
+++ b/public/preview/template-user.docx
@@ -641,7 +641,7 @@
       </w:tblPr>
       <w:tblGrid>
         <w:gridCol w:w="1908"/>
-        <w:gridCol w:w="4752"/>
+        <w:gridCol w:w="4853"/>
       </w:tblGrid>
       <w:tr>
         <w:tblPrEx>
@@ -665,7 +665,7 @@
         </w:trPr>
         <w:tc>
           <w:tcPr>
-            <w:tcW w:w="6660" w:type="dxa"/>
+            <w:tcW w:w="6761" w:type="dxa"/>
             <w:gridSpan w:val="2"/>
             <w:tcBorders>
               <w:top w:val="nil"/>
@@ -727,7 +727,7 @@
         </w:tblPrEx>
         <w:tc>
           <w:tcPr>
-            <w:tcW w:w="6660" w:type="dxa"/>
+            <w:tcW w:w="6761" w:type="dxa"/>
             <w:gridSpan w:val="2"/>
             <w:tcBorders>
               <w:top w:val="nil"/>
@@ -806,7 +806,7 @@
         </w:tc>
         <w:tc>
           <w:tcPr>
-            <w:tcW w:w="4752" w:type="dxa"/>
+            <w:tcW w:w="4853" w:type="dxa"/>
             <w:tcBorders>
               <w:top w:val="nil"/>
               <w:left w:val="nil"/>
@@ -880,7 +880,7 @@
         </w:tc>
         <w:tc>
           <w:tcPr>
-            <w:tcW w:w="4752" w:type="dxa"/>
+            <w:tcW w:w="4853" w:type="dxa"/>
             <w:tcBorders>
               <w:top w:val="nil"/>
               <w:left w:val="nil"/>
@@ -954,7 +954,7 @@
         </w:tc>
         <w:tc>
           <w:tcPr>
-            <w:tcW w:w="4752" w:type="dxa"/>
+            <w:tcW w:w="4853" w:type="dxa"/>
             <w:tcBorders>
               <w:top w:val="nil"/>
               <w:left w:val="nil"/>
@@ -1028,7 +1028,7 @@
         </w:tc>
         <w:tc>
           <w:tcPr>
-            <w:tcW w:w="4752" w:type="dxa"/>
+            <w:tcW w:w="4853" w:type="dxa"/>
             <w:tcBorders>
               <w:top w:val="nil"/>
               <w:left w:val="nil"/>
@@ -1061,12 +1061,12 @@
         <w:tblW w:w="9355" w:type="dxa"/>
         <w:tblInd w:w="0" w:type="dxa"/>
         <w:tblBorders>
-          <w:top w:val="single" w:color="auto" w:sz="4" w:space="0"/>
-          <w:left w:val="single" w:color="auto" w:sz="4" w:space="0"/>
-          <w:bottom w:val="single" w:color="auto" w:sz="4" w:space="0"/>
-          <w:right w:val="single" w:color="auto" w:sz="4" w:space="0"/>
-          <w:insideH w:val="single" w:color="auto" w:sz="4" w:space="0"/>
-          <w:insideV w:val="single" w:color="auto" w:sz="4" w:space="0"/>
+          <w:top w:val="none" w:color="auto" w:sz="0" w:space="0"/>
+          <w:left w:val="none" w:color="auto" w:sz="0" w:space="0"/>
+          <w:bottom w:val="none" w:color="auto" w:sz="0" w:space="0"/>
+          <w:right w:val="none" w:color="auto" w:sz="0" w:space="0"/>
+          <w:insideH w:val="none" w:color="auto" w:sz="0" w:space="0"/>
+          <w:insideV w:val="none" w:color="auto" w:sz="0" w:space="0"/>
         </w:tblBorders>
         <w:tblLayout w:type="autofit"/>
         <w:tblCellMar>
@@ -1083,12 +1083,12 @@
       <w:tr>
         <w:tblPrEx>
           <w:tblBorders>
-            <w:top w:val="single" w:color="auto" w:sz="4" w:space="0"/>
-            <w:left w:val="single" w:color="auto" w:sz="4" w:space="0"/>
-            <w:bottom w:val="single" w:color="auto" w:sz="4" w:space="0"/>
-            <w:right w:val="single" w:color="auto" w:sz="4" w:space="0"/>
-            <w:insideH w:val="single" w:color="auto" w:sz="4" w:space="0"/>
-            <w:insideV w:val="single" w:color="auto" w:sz="4" w:space="0"/>
+            <w:top w:val="none" w:color="auto" w:sz="0" w:space="0"/>
+            <w:left w:val="none" w:color="auto" w:sz="0" w:space="0"/>
+            <w:bottom w:val="none" w:color="auto" w:sz="0" w:space="0"/>
+            <w:right w:val="none" w:color="auto" w:sz="0" w:space="0"/>
+            <w:insideH w:val="none" w:color="auto" w:sz="0" w:space="0"/>
+            <w:insideV w:val="none" w:color="auto" w:sz="0" w:space="0"/>
           </w:tblBorders>
           <w:tblCellMar>
             <w:top w:w="0" w:type="dxa"/>
@@ -1103,12 +1103,6 @@
         <w:tc>
           <w:tcPr>
             <w:tcW w:w="6655" w:type="dxa"/>
-            <w:tcBorders>
-              <w:top w:val="nil"/>
-              <w:left w:val="nil"/>
-              <w:bottom w:val="nil"/>
-              <w:right w:val="nil"/>
-            </w:tcBorders>
             <w:shd w:val="clear" w:color="auto" w:fill="2F5496" w:themeFill="accent1" w:themeFillShade="BF"/>
             <w:vAlign w:val="center"/>
           </w:tcPr>
@@ -1146,12 +1140,6 @@
         <w:tc>
           <w:tcPr>
             <w:tcW w:w="2700" w:type="dxa"/>
-            <w:tcBorders>
-              <w:top w:val="nil"/>
-              <w:left w:val="nil"/>
-              <w:bottom w:val="nil"/>
-              <w:right w:val="nil"/>
-            </w:tcBorders>
             <w:shd w:val="clear" w:color="auto" w:fill="2F5496" w:themeFill="accent1" w:themeFillShade="BF"/>
             <w:vAlign w:val="center"/>
           </w:tcPr>
@@ -1190,12 +1178,12 @@
       <w:tr>
         <w:tblPrEx>
           <w:tblBorders>
-            <w:top w:val="single" w:color="auto" w:sz="4" w:space="0"/>
-            <w:left w:val="single" w:color="auto" w:sz="4" w:space="0"/>
-            <w:bottom w:val="single" w:color="auto" w:sz="4" w:space="0"/>
-            <w:right w:val="single" w:color="auto" w:sz="4" w:space="0"/>
-            <w:insideH w:val="single" w:color="auto" w:sz="4" w:space="0"/>
-            <w:insideV w:val="single" w:color="auto" w:sz="4" w:space="0"/>
+            <w:top w:val="none" w:color="auto" w:sz="0" w:space="0"/>
+            <w:left w:val="none" w:color="auto" w:sz="0" w:space="0"/>
+            <w:bottom w:val="none" w:color="auto" w:sz="0" w:space="0"/>
+            <w:right w:val="none" w:color="auto" w:sz="0" w:space="0"/>
+            <w:insideH w:val="none" w:color="auto" w:sz="0" w:space="0"/>
+            <w:insideV w:val="none" w:color="auto" w:sz="0" w:space="0"/>
           </w:tblBorders>
           <w:tblCellMar>
             <w:top w:w="0" w:type="dxa"/>
@@ -1207,12 +1195,6 @@
         <w:tc>
           <w:tcPr>
             <w:tcW w:w="6655" w:type="dxa"/>
-            <w:tcBorders>
-              <w:top w:val="nil"/>
-              <w:left w:val="nil"/>
-              <w:bottom w:val="nil"/>
-              <w:right w:val="nil"/>
-            </w:tcBorders>
             <w:shd w:val="clear" w:color="auto" w:fill="F1F1F1" w:themeFill="background1" w:themeFillShade="F2"/>
           </w:tcPr>
           <w:p>
@@ -1237,12 +1219,6 @@
         <w:tc>
           <w:tcPr>
             <w:tcW w:w="2700" w:type="dxa"/>
-            <w:tcBorders>
-              <w:top w:val="nil"/>
-              <w:left w:val="nil"/>
-              <w:bottom w:val="nil"/>
-              <w:right w:val="nil"/>
-            </w:tcBorders>
             <w:shd w:val="clear" w:color="auto" w:fill="F1F1F1" w:themeFill="background1" w:themeFillShade="F2"/>
           </w:tcPr>
           <w:p>
@@ -1258,12 +1234,12 @@
       <w:tr>
         <w:tblPrEx>
           <w:tblBorders>
-            <w:top w:val="single" w:color="auto" w:sz="4" w:space="0"/>
-            <w:left w:val="single" w:color="auto" w:sz="4" w:space="0"/>
-            <w:bottom w:val="single" w:color="auto" w:sz="4" w:space="0"/>
-            <w:right w:val="single" w:color="auto" w:sz="4" w:space="0"/>
-            <w:insideH w:val="single" w:color="auto" w:sz="4" w:space="0"/>
-            <w:insideV w:val="single" w:color="auto" w:sz="4" w:space="0"/>
+            <w:top w:val="none" w:color="auto" w:sz="0" w:space="0"/>
+            <w:left w:val="none" w:color="auto" w:sz="0" w:space="0"/>
+            <w:bottom w:val="none" w:color="auto" w:sz="0" w:space="0"/>
+            <w:right w:val="none" w:color="auto" w:sz="0" w:space="0"/>
+            <w:insideH w:val="none" w:color="auto" w:sz="0" w:space="0"/>
+            <w:insideV w:val="none" w:color="auto" w:sz="0" w:space="0"/>
           </w:tblBorders>
           <w:tblCellMar>
             <w:top w:w="0" w:type="dxa"/>
@@ -1275,12 +1251,6 @@
         <w:tc>
           <w:tcPr>
             <w:tcW w:w="6655" w:type="dxa"/>
-            <w:tcBorders>
-              <w:top w:val="nil"/>
-              <w:left w:val="nil"/>
-              <w:bottom w:val="nil"/>
-              <w:right w:val="nil"/>
-            </w:tcBorders>
           </w:tcPr>
           <w:p>
             <w:pPr>
@@ -1296,12 +1266,6 @@
         <w:tc>
           <w:tcPr>
             <w:tcW w:w="2700" w:type="dxa"/>
-            <w:tcBorders>
-              <w:top w:val="nil"/>
-              <w:left w:val="nil"/>
-              <w:bottom w:val="nil"/>
-              <w:right w:val="nil"/>
-            </w:tcBorders>
           </w:tcPr>
           <w:p>
             <w:pPr>
@@ -1316,12 +1280,12 @@
       <w:tr>
         <w:tblPrEx>
           <w:tblBorders>
-            <w:top w:val="single" w:color="auto" w:sz="4" w:space="0"/>
-            <w:left w:val="single" w:color="auto" w:sz="4" w:space="0"/>
-            <w:bottom w:val="single" w:color="auto" w:sz="4" w:space="0"/>
-            <w:right w:val="single" w:color="auto" w:sz="4" w:space="0"/>
-            <w:insideH w:val="single" w:color="auto" w:sz="4" w:space="0"/>
-            <w:insideV w:val="single" w:color="auto" w:sz="4" w:space="0"/>
+            <w:top w:val="none" w:color="auto" w:sz="0" w:space="0"/>
+            <w:left w:val="none" w:color="auto" w:sz="0" w:space="0"/>
+            <w:bottom w:val="none" w:color="auto" w:sz="0" w:space="0"/>
+            <w:right w:val="none" w:color="auto" w:sz="0" w:space="0"/>
+            <w:insideH w:val="none" w:color="auto" w:sz="0" w:space="0"/>
+            <w:insideV w:val="none" w:color="auto" w:sz="0" w:space="0"/>
           </w:tblBorders>
           <w:tblCellMar>
             <w:top w:w="0" w:type="dxa"/>
@@ -1333,12 +1297,6 @@
         <w:tc>
           <w:tcPr>
             <w:tcW w:w="6655" w:type="dxa"/>
-            <w:tcBorders>
-              <w:top w:val="nil"/>
-              <w:left w:val="nil"/>
-              <w:bottom w:val="nil"/>
-              <w:right w:val="nil"/>
-            </w:tcBorders>
             <w:shd w:val="clear" w:color="auto" w:fill="FFFFFF" w:themeFill="background1"/>
           </w:tcPr>
           <w:p>
@@ -1365,12 +1323,6 @@
         <w:tc>
           <w:tcPr>
             <w:tcW w:w="2700" w:type="dxa"/>
-            <w:tcBorders>
-              <w:top w:val="nil"/>
-              <w:left w:val="nil"/>
-              <w:bottom w:val="nil"/>
-              <w:right w:val="nil"/>
-            </w:tcBorders>
             <w:shd w:val="clear" w:color="auto" w:fill="B4C6E7" w:themeFill="accent1" w:themeFillTint="66"/>
           </w:tcPr>
           <w:p>
@@ -2067,6 +2019,12 @@
             <w:insideH w:val="none" w:color="auto" w:sz="0" w:space="0"/>
             <w:insideV w:val="none" w:color="auto" w:sz="0" w:space="0"/>
           </w:tblBorders>
+          <w:tblCellMar>
+            <w:top w:w="0" w:type="dxa"/>
+            <w:left w:w="108" w:type="dxa"/>
+            <w:bottom w:w="0" w:type="dxa"/>
+            <w:right w:w="108" w:type="dxa"/>
+          </w:tblCellMar>
         </w:tblPrEx>
         <w:tc>
           <w:tcPr>
